--- a/workflow/docs/tencent-adq-kaihu-flow-customer.docx
+++ b/workflow/docs/tencent-adq-kaihu-flow-customer.docx
@@ -6,14 +6,12 @@
       <w:pPr>
         <w:jc w:val="left"/>
         <w:rPr>
-          <w:rFonts w:hint="eastAsia"/>
           <w:b/>
           <w:bCs/>
           <w:sz w:val="28"/>
           <w:szCs w:val="32"/>
         </w:rPr>
       </w:pPr>
-      <w:proofErr w:type="gramStart"/>
       <w:r>
         <w:rPr>
           <w:rFonts w:hint="eastAsia"/>
@@ -24,7 +22,6 @@
         </w:rPr>
         <w:t>子客账户</w:t>
       </w:r>
-      <w:proofErr w:type="gramEnd"/>
       <w:r>
         <w:rPr>
           <w:rFonts w:hint="eastAsia"/>
@@ -86,7 +83,7 @@
               <w:widowControl/>
               <w:jc w:val="left"/>
               <w:rPr>
-                <w:rFonts w:ascii="等线" w:eastAsia="等线" w:hAnsi="等线" w:cs="宋体" w:hint="eastAsia"/>
+                <w:rFonts w:ascii="DengXian" w:eastAsia="DengXian" w:hAnsi="DengXian" w:cs="宋体"/>
                 <w:color w:val="000000"/>
                 <w:kern w:val="0"/>
                 <w:sz w:val="22"/>
@@ -117,7 +114,7 @@
               <w:widowControl/>
               <w:jc w:val="left"/>
               <w:rPr>
-                <w:rFonts w:ascii="等线" w:eastAsia="等线" w:hAnsi="等线" w:cs="宋体" w:hint="eastAsia"/>
+                <w:rFonts w:ascii="DengXian" w:eastAsia="DengXian" w:hAnsi="DengXian" w:cs="宋体"/>
                 <w:color w:val="000000"/>
                 <w:kern w:val="0"/>
                 <w:sz w:val="22"/>
@@ -125,7 +122,7 @@
             </w:pPr>
             <w:r>
               <w:rPr>
-                <w:rFonts w:ascii="等线" w:eastAsia="等线" w:hAnsi="等线" w:cs="宋体" w:hint="eastAsia"/>
+                <w:rFonts w:ascii="DengXian" w:eastAsia="DengXian" w:hAnsi="DengXian" w:cs="宋体" w:hint="eastAsia"/>
                 <w:color w:val="000000"/>
                 <w:kern w:val="0"/>
                 <w:sz w:val="22"/>
@@ -134,7 +131,7 @@
             </w:r>
             <w:r>
               <w:rPr>
-                <w:rFonts w:ascii="等线" w:eastAsia="等线" w:hAnsi="等线" w:cs="宋体" w:hint="eastAsia"/>
+                <w:rFonts w:ascii="DengXian" w:eastAsia="DengXian" w:hAnsi="DengXian" w:cs="宋体" w:hint="eastAsia"/>
                 <w:color w:val="000000"/>
                 <w:kern w:val="0"/>
                 <w:sz w:val="22"/>
@@ -143,7 +140,7 @@
             </w:r>
             <w:r>
               <w:rPr>
-                <w:rFonts w:ascii="等线" w:eastAsia="等线" w:hAnsi="等线" w:cs="宋体" w:hint="eastAsia"/>
+                <w:rFonts w:ascii="DengXian" w:eastAsia="DengXian" w:hAnsi="DengXian" w:cs="宋体" w:hint="eastAsia"/>
                 <w:color w:val="000000"/>
                 <w:kern w:val="0"/>
                 <w:sz w:val="22"/>
@@ -152,7 +149,7 @@
             </w:r>
             <w:r>
               <w:rPr>
-                <w:rFonts w:ascii="等线" w:eastAsia="等线" w:hAnsi="等线" w:cs="宋体" w:hint="eastAsia"/>
+                <w:rFonts w:ascii="DengXian" w:eastAsia="DengXian" w:hAnsi="DengXian" w:cs="宋体" w:hint="eastAsia"/>
                 <w:color w:val="000000"/>
                 <w:kern w:val="0"/>
                 <w:sz w:val="22"/>
@@ -161,7 +158,7 @@
             </w:r>
             <w:r>
               <w:rPr>
-                <w:rFonts w:ascii="等线" w:eastAsia="等线" w:hAnsi="等线" w:cs="宋体" w:hint="eastAsia"/>
+                <w:rFonts w:ascii="DengXian" w:eastAsia="DengXian" w:hAnsi="DengXian" w:cs="宋体" w:hint="eastAsia"/>
                 <w:color w:val="000000"/>
                 <w:kern w:val="0"/>
                 <w:sz w:val="22"/>
@@ -170,7 +167,7 @@
             </w:r>
             <w:r>
               <w:rPr>
-                <w:rFonts w:ascii="等线" w:eastAsia="等线" w:hAnsi="等线" w:cs="宋体" w:hint="eastAsia"/>
+                <w:rFonts w:ascii="DengXian" w:eastAsia="DengXian" w:hAnsi="DengXian" w:cs="宋体" w:hint="eastAsia"/>
                 <w:color w:val="000000"/>
                 <w:kern w:val="0"/>
                 <w:sz w:val="22"/>
@@ -179,7 +176,7 @@
             </w:r>
             <w:r>
               <w:rPr>
-                <w:rFonts w:ascii="等线" w:eastAsia="等线" w:hAnsi="等线" w:cs="宋体" w:hint="eastAsia"/>
+                <w:rFonts w:ascii="DengXian" w:eastAsia="DengXian" w:hAnsi="DengXian" w:cs="宋体" w:hint="eastAsia"/>
                 <w:color w:val="000000"/>
                 <w:kern w:val="0"/>
                 <w:sz w:val="22"/>
@@ -188,163 +185,13 @@
             </w:r>
             <w:r>
               <w:rPr>
-                <w:rFonts w:ascii="等线" w:eastAsia="等线" w:hAnsi="等线" w:cs="宋体" w:hint="eastAsia"/>
+                <w:rFonts w:ascii="DengXian" w:eastAsia="DengXian" w:hAnsi="DengXian" w:cs="宋体" w:hint="eastAsia"/>
                 <w:color w:val="000000"/>
                 <w:kern w:val="0"/>
                 <w:sz w:val="22"/>
               </w:rPr>
               <w:t>合约）</w:t>
             </w:r>
-          </w:p>
-        </w:tc>
-      </w:tr>
-      <w:tr>
-        <w:trPr>
-          <w:trHeight w:val="280"/>
-        </w:trPr>
-        <w:tc>
-          <w:tcPr>
-            <w:tcW w:w="8640" w:type="dxa"/>
-            <w:tcBorders>
-              <w:top w:val="nil"/>
-              <w:left w:val="nil"/>
-              <w:bottom w:val="nil"/>
-              <w:right w:val="nil"/>
-            </w:tcBorders>
-            <w:noWrap/>
-            <w:vAlign w:val="bottom"/>
-          </w:tcPr>
-          <w:p>
-            <w:pPr>
-              <w:widowControl/>
-              <w:jc w:val="left"/>
-              <w:rPr>
-                <w:rFonts w:ascii="等线" w:eastAsia="等线" w:hAnsi="等线" w:cs="宋体" w:hint="eastAsia"/>
-                <w:color w:val="000000"/>
-                <w:kern w:val="0"/>
-                <w:sz w:val="22"/>
-              </w:rPr>
-            </w:pPr>
-          </w:p>
-        </w:tc>
-      </w:tr>
-      <w:tr>
-        <w:trPr>
-          <w:trHeight w:val="280"/>
-        </w:trPr>
-        <w:tc>
-          <w:tcPr>
-            <w:tcW w:w="8640" w:type="dxa"/>
-            <w:tcBorders>
-              <w:top w:val="nil"/>
-              <w:left w:val="nil"/>
-              <w:bottom w:val="nil"/>
-              <w:right w:val="nil"/>
-            </w:tcBorders>
-            <w:noWrap/>
-            <w:vAlign w:val="bottom"/>
-          </w:tcPr>
-          <w:p>
-            <w:pPr>
-              <w:widowControl/>
-              <w:jc w:val="left"/>
-              <w:rPr>
-                <w:rFonts w:ascii="等线" w:eastAsia="等线" w:hAnsi="等线" w:cs="宋体" w:hint="eastAsia"/>
-                <w:color w:val="000000"/>
-                <w:kern w:val="0"/>
-                <w:sz w:val="22"/>
-              </w:rPr>
-            </w:pPr>
-          </w:p>
-        </w:tc>
-      </w:tr>
-      <w:tr>
-        <w:trPr>
-          <w:trHeight w:val="280"/>
-        </w:trPr>
-        <w:tc>
-          <w:tcPr>
-            <w:tcW w:w="8640" w:type="dxa"/>
-            <w:tcBorders>
-              <w:top w:val="nil"/>
-              <w:left w:val="nil"/>
-              <w:bottom w:val="nil"/>
-              <w:right w:val="nil"/>
-            </w:tcBorders>
-            <w:noWrap/>
-            <w:vAlign w:val="bottom"/>
-          </w:tcPr>
-          <w:p>
-            <w:pPr>
-              <w:widowControl/>
-              <w:jc w:val="left"/>
-              <w:rPr>
-                <w:rFonts w:ascii="等线" w:eastAsia="等线" w:hAnsi="等线" w:cs="宋体" w:hint="eastAsia"/>
-                <w:color w:val="000000"/>
-                <w:kern w:val="0"/>
-                <w:sz w:val="22"/>
-              </w:rPr>
-            </w:pPr>
-          </w:p>
-        </w:tc>
-      </w:tr>
-      <w:tr>
-        <w:trPr>
-          <w:trHeight w:val="280"/>
-        </w:trPr>
-        <w:tc>
-          <w:tcPr>
-            <w:tcW w:w="8640" w:type="dxa"/>
-            <w:tcBorders>
-              <w:top w:val="nil"/>
-              <w:left w:val="nil"/>
-              <w:bottom w:val="nil"/>
-              <w:right w:val="nil"/>
-            </w:tcBorders>
-            <w:noWrap/>
-            <w:vAlign w:val="bottom"/>
-          </w:tcPr>
-          <w:p>
-            <w:pPr>
-              <w:widowControl/>
-              <w:jc w:val="left"/>
-              <w:rPr>
-                <w:rFonts w:ascii="等线" w:eastAsia="等线" w:hAnsi="等线" w:cs="宋体" w:hint="eastAsia"/>
-                <w:color w:val="000000"/>
-                <w:kern w:val="0"/>
-                <w:sz w:val="22"/>
-              </w:rPr>
-            </w:pPr>
-          </w:p>
-        </w:tc>
-      </w:tr>
-      <w:tr>
-        <w:trPr>
-          <w:trHeight w:val="280"/>
-        </w:trPr>
-        <w:tc>
-          <w:tcPr>
-            <w:tcW w:w="8640" w:type="dxa"/>
-            <w:tcBorders>
-              <w:top w:val="nil"/>
-              <w:left w:val="nil"/>
-              <w:bottom w:val="nil"/>
-              <w:right w:val="nil"/>
-            </w:tcBorders>
-            <w:noWrap/>
-            <w:vAlign w:val="bottom"/>
-          </w:tcPr>
-          <w:p>
-            <w:pPr>
-              <w:widowControl/>
-              <w:jc w:val="left"/>
-              <w:rPr>
-                <w:rFonts w:ascii="等线" w:eastAsia="等线" w:hAnsi="等线" w:cs="宋体" w:hint="eastAsia"/>
-                <w:color w:val="000000"/>
-                <w:kern w:val="0"/>
-                <w:sz w:val="22"/>
-              </w:rPr>
-            </w:pPr>
           </w:p>
         </w:tc>
       </w:tr>
@@ -370,7 +217,7 @@
               <w:widowControl/>
               <w:jc w:val="left"/>
               <w:rPr>
-                <w:rFonts w:ascii="等线" w:eastAsia="等线" w:hAnsi="等线" w:cs="宋体" w:hint="eastAsia"/>
+                <w:rFonts w:ascii="DengXian" w:eastAsia="DengXian" w:hAnsi="DengXian" w:cs="宋体"/>
                 <w:b/>
                 <w:bCs/>
                 <w:color w:val="000000"/>
@@ -380,7 +227,7 @@
             </w:pPr>
             <w:r>
               <w:rPr>
-                <w:rFonts w:ascii="等线" w:eastAsia="等线" w:hAnsi="等线" w:cs="宋体" w:hint="eastAsia"/>
+                <w:rFonts w:ascii="DengXian" w:eastAsia="DengXian" w:hAnsi="DengXian" w:cs="宋体" w:hint="eastAsia"/>
                 <w:b/>
                 <w:bCs/>
                 <w:color w:val="000000"/>
@@ -391,7 +238,7 @@
             </w:r>
             <w:r>
               <w:rPr>
-                <w:rFonts w:ascii="等线" w:eastAsia="等线" w:hAnsi="等线" w:cs="宋体" w:hint="eastAsia"/>
+                <w:rFonts w:ascii="DengXian" w:eastAsia="DengXian" w:hAnsi="DengXian" w:cs="宋体" w:hint="eastAsia"/>
                 <w:b/>
                 <w:bCs/>
                 <w:color w:val="000000"/>
@@ -402,7 +249,7 @@
             </w:r>
             <w:r>
               <w:rPr>
-                <w:rFonts w:ascii="等线" w:eastAsia="等线" w:hAnsi="等线" w:cs="宋体" w:hint="eastAsia"/>
+                <w:rFonts w:ascii="DengXian" w:eastAsia="DengXian" w:hAnsi="DengXian" w:cs="宋体" w:hint="eastAsia"/>
                 <w:b/>
                 <w:bCs/>
                 <w:color w:val="000000"/>
@@ -413,7 +260,7 @@
             </w:r>
             <w:r>
               <w:rPr>
-                <w:rFonts w:ascii="等线" w:eastAsia="等线" w:hAnsi="等线" w:cs="宋体" w:hint="eastAsia"/>
+                <w:rFonts w:ascii="DengXian" w:eastAsia="DengXian" w:hAnsi="DengXian" w:cs="宋体" w:hint="eastAsia"/>
                 <w:b/>
                 <w:bCs/>
                 <w:color w:val="000000"/>
@@ -424,7 +271,7 @@
             </w:r>
             <w:r>
               <w:rPr>
-                <w:rFonts w:ascii="等线" w:eastAsia="等线" w:hAnsi="等线" w:cs="宋体" w:hint="eastAsia"/>
+                <w:rFonts w:ascii="DengXian" w:eastAsia="DengXian" w:hAnsi="DengXian" w:cs="宋体" w:hint="eastAsia"/>
                 <w:b/>
                 <w:bCs/>
                 <w:color w:val="000000"/>
@@ -435,7 +282,7 @@
             </w:r>
             <w:r>
               <w:rPr>
-                <w:rFonts w:ascii="等线" w:eastAsia="等线" w:hAnsi="等线" w:cs="宋体" w:hint="eastAsia"/>
+                <w:rFonts w:ascii="DengXian" w:eastAsia="DengXian" w:hAnsi="DengXian" w:cs="宋体" w:hint="eastAsia"/>
                 <w:b/>
                 <w:bCs/>
                 <w:color w:val="000000"/>
@@ -446,7 +293,7 @@
             </w:r>
             <w:r>
               <w:rPr>
-                <w:rFonts w:ascii="等线" w:eastAsia="等线" w:hAnsi="等线" w:cs="宋体" w:hint="eastAsia"/>
+                <w:rFonts w:ascii="DengXian" w:eastAsia="DengXian" w:hAnsi="DengXian" w:cs="宋体" w:hint="eastAsia"/>
                 <w:b/>
                 <w:bCs/>
                 <w:color w:val="000000"/>
@@ -457,7 +304,7 @@
             </w:r>
             <w:r>
               <w:rPr>
-                <w:rFonts w:ascii="等线" w:eastAsia="等线" w:hAnsi="等线" w:cs="宋体" w:hint="eastAsia"/>
+                <w:rFonts w:ascii="DengXian" w:eastAsia="DengXian" w:hAnsi="DengXian" w:cs="宋体" w:hint="eastAsia"/>
                 <w:b/>
                 <w:bCs/>
                 <w:color w:val="000000"/>
@@ -468,38 +315,14 @@
             </w:r>
             <w:r>
               <w:rPr>
-                <w:rFonts w:ascii="等线" w:eastAsia="等线" w:hAnsi="等线" w:cs="宋体" w:hint="eastAsia"/>
+                <w:rFonts w:ascii="DengXian" w:eastAsia="DengXian" w:hAnsi="DengXian" w:cs="宋体" w:hint="eastAsia"/>
                 <w:b/>
                 <w:bCs/>
                 <w:color w:val="000000"/>
                 <w:kern w:val="0"/>
                 <w:sz w:val="22"/>
               </w:rPr>
-              <w:t xml:space="preserve">（ </w:t>
-            </w:r>
-            <w:proofErr w:type="gramStart"/>
-            <w:r>
-              <w:rPr>
-                <w:rFonts w:ascii="等线" w:eastAsia="等线" w:hAnsi="等线" w:cs="宋体" w:hint="eastAsia"/>
-                <w:b/>
-                <w:bCs/>
-                <w:color w:val="000000"/>
-                <w:kern w:val="0"/>
-                <w:sz w:val="22"/>
-              </w:rPr>
-              <w:t>非微信硬广</w:t>
-            </w:r>
-            <w:proofErr w:type="gramEnd"/>
-            <w:r>
-              <w:rPr>
-                <w:rFonts w:ascii="等线" w:eastAsia="等线" w:hAnsi="等线" w:cs="宋体" w:hint="eastAsia"/>
-                <w:b/>
-                <w:bCs/>
-                <w:color w:val="000000"/>
-                <w:kern w:val="0"/>
-                <w:sz w:val="22"/>
-              </w:rPr>
-              <w:t>资源）</w:t>
+              <w:t>（ 非微信硬广资源）</w:t>
             </w:r>
           </w:p>
           <w:p>
@@ -507,7 +330,7 @@
               <w:widowControl/>
               <w:jc w:val="left"/>
               <w:rPr>
-                <w:rFonts w:ascii="宋体" w:eastAsia="宋体" w:hAnsi="宋体" w:cs="宋体" w:hint="eastAsia"/>
+                <w:rFonts w:ascii="宋体" w:eastAsia="宋体" w:hAnsi="宋体" w:cs="宋体"/>
                 <w:kern w:val="0"/>
                 <w:sz w:val="24"/>
                 <w:szCs w:val="24"/>
@@ -559,7 +382,7 @@
               <w:widowControl/>
               <w:jc w:val="left"/>
               <w:rPr>
-                <w:rFonts w:ascii="宋体" w:eastAsia="宋体" w:hAnsi="宋体" w:cs="宋体" w:hint="eastAsia"/>
+                <w:rFonts w:ascii="宋体" w:eastAsia="宋体" w:hAnsi="宋体" w:cs="宋体"/>
                 <w:kern w:val="0"/>
                 <w:sz w:val="24"/>
                 <w:szCs w:val="24"/>
@@ -570,11 +393,6 @@
       </w:tr>
     </w:tbl>
     <w:p>
-      <w:pPr>
-        <w:rPr>
-          <w:rFonts w:hint="eastAsia"/>
-        </w:rPr>
-      </w:pPr>
       <w:bookmarkStart w:id="0" w:name="OLE_LINK2"/>
       <w:r>
         <w:rPr>
@@ -627,11 +445,6 @@
       </w:r>
     </w:p>
     <w:p>
-      <w:pPr>
-        <w:rPr>
-          <w:rFonts w:hint="eastAsia"/>
-        </w:rPr>
-      </w:pPr>
       <w:r>
         <w:rPr>
           <w:b/>
@@ -664,29 +477,13 @@
           <w:rFonts w:hint="eastAsia"/>
           <w:highlight w:val="yellow"/>
         </w:rPr>
-        <w:t>身份证正反面扫描件，外籍</w:t>
-      </w:r>
-      <w:proofErr w:type="gramStart"/>
+        <w:t>身份证正反面扫描件，外籍人士护照扫描件</w:t>
+      </w:r>
       <w:r>
         <w:rPr>
           <w:rFonts w:hint="eastAsia"/>
           <w:highlight w:val="yellow"/>
         </w:rPr>
-        <w:t>人士护照</w:t>
-      </w:r>
-      <w:proofErr w:type="gramEnd"/>
-      <w:r>
-        <w:rPr>
-          <w:rFonts w:hint="eastAsia"/>
-          <w:highlight w:val="yellow"/>
-        </w:rPr>
-        <w:t>扫描件</w:t>
-      </w:r>
-      <w:r>
-        <w:rPr>
-          <w:rFonts w:hint="eastAsia"/>
-          <w:highlight w:val="yellow"/>
-        </w:rPr>
         <w:t>，如使用公司员工身份证信息，需提供员工在职证明</w:t>
       </w:r>
       <w:r>
@@ -699,35 +496,220 @@
         <w:rPr>
           <w:rFonts w:hint="eastAsia"/>
         </w:rPr>
+        <w:t>、客户官网链接</w:t>
+      </w:r>
+      <w:r>
+        <w:rPr>
+          <w:rFonts w:hint="eastAsia"/>
+        </w:rPr>
+        <w:t>、已开户关联公司（当前开户主体关联的、已在腾讯广告开户的公司主体名称）</w:t>
+      </w:r>
+      <w:r>
+        <w:rPr>
+          <w:rFonts w:hint="eastAsia"/>
+        </w:rPr>
+        <w:t>。</w:t>
+      </w:r>
+    </w:p>
+    <w:p>
+      <w:pPr>
+        <w:shd w:val="clear" w:color="auto" w:fill="FFFFFF"/>
+        <w:rPr>
+          <w:b/>
+          <w:bCs/>
+        </w:rPr>
+      </w:pPr>
+      <w:r>
+        <w:rPr>
+          <w:rFonts w:hint="eastAsia"/>
+          <w:b/>
+          <w:bCs/>
+          <w:sz w:val="22"/>
+          <w:szCs w:val="24"/>
+        </w:rPr>
+        <w:t>3</w:t>
+      </w:r>
+      <w:r>
+        <w:rPr>
+          <w:rFonts w:hint="eastAsia"/>
+        </w:rPr>
         <w:t>、</w:t>
       </w:r>
-      <w:proofErr w:type="gramStart"/>
-      <w:r>
-        <w:rPr>
-          <w:rFonts w:hint="eastAsia"/>
-        </w:rPr>
-        <w:t>客户官网链接</w:t>
-      </w:r>
-      <w:proofErr w:type="gramEnd"/>
-      <w:r>
-        <w:rPr>
-          <w:rFonts w:hint="eastAsia"/>
-        </w:rPr>
-        <w:t>、已开户关联公司（当前开户主体关联的、已</w:t>
-      </w:r>
-      <w:proofErr w:type="gramStart"/>
-      <w:r>
-        <w:rPr>
-          <w:rFonts w:hint="eastAsia"/>
-        </w:rPr>
-        <w:t>在腾讯广告</w:t>
-      </w:r>
-      <w:proofErr w:type="gramEnd"/>
-      <w:r>
-        <w:rPr>
-          <w:rFonts w:hint="eastAsia"/>
-        </w:rPr>
-        <w:t>开户的公司主体名称）</w:t>
+      <w:r>
+        <w:rPr>
+          <w:rFonts w:hint="eastAsia"/>
+          <w:b/>
+          <w:bCs/>
+        </w:rPr>
+        <w:t>开户行业（提前与腾讯销售确认），行业信</w:t>
+      </w:r>
+      <w:r>
+        <w:rPr>
+          <w:rFonts w:hint="eastAsia"/>
+          <w:b/>
+          <w:bCs/>
+        </w:rPr>
+        <w:t>息资料根据行业类型提供（行业资料可参链接，最终所需资料以腾讯审核为准）</w:t>
+      </w:r>
+    </w:p>
+    <w:p>
+      <w:pPr>
+        <w:shd w:val="clear" w:color="auto" w:fill="FFFFFF"/>
+      </w:pPr>
+      <w:r>
+        <w:rPr>
+          <w:rFonts w:hint="eastAsia"/>
+          <w:b/>
+          <w:bCs/>
+        </w:rPr>
+        <w:t>行业资料参考：</w:t>
+      </w:r>
+      <w:r>
+        <w:fldChar w:fldCharType="begin"/>
+      </w:r>
+      <w:r>
+        <w:instrText>HYPERLINK "https://support.e.qq.com/detail?cid=4871&amp;pid=6217"</w:instrText>
+      </w:r>
+      <w:r>
+        <w:fldChar w:fldCharType="separate"/>
+      </w:r>
+      <w:r>
+        <w:rPr>
+          <w:rStyle w:val="a3"/>
+          <w:rFonts w:hint="eastAsia"/>
+        </w:rPr>
+        <w:t>https://support.e.qq.com/detail?cid=4871&amp;pid=6217</w:t>
+      </w:r>
+      <w:r>
+        <w:fldChar w:fldCharType="end"/>
+      </w:r>
+    </w:p>
+    <w:p>
+      <w:r>
+        <w:rPr>
+          <w:rFonts w:hint="eastAsia"/>
+          <w:b/>
+          <w:bCs/>
+          <w:sz w:val="22"/>
+          <w:szCs w:val="24"/>
+        </w:rPr>
+        <w:t>4</w:t>
+      </w:r>
+      <w:r>
+        <w:rPr>
+          <w:rFonts w:hint="eastAsia"/>
+        </w:rPr>
+        <w:t>、常规开户需进行联系人绑定，管理员提供二维码，</w:t>
+      </w:r>
+      <w:r>
+        <w:rPr>
+          <w:rFonts w:hint="eastAsia"/>
+        </w:rPr>
+        <w:t>客户</w:t>
+      </w:r>
+      <w:r>
+        <w:rPr>
+          <w:rFonts w:hint="eastAsia"/>
+        </w:rPr>
+        <w:t>法人进行扫码验证（</w:t>
+      </w:r>
+      <w:r>
+        <w:rPr>
+          <w:rFonts w:hint="eastAsia"/>
+          <w:b/>
+          <w:bCs/>
+        </w:rPr>
+        <w:t>如法人无法</w:t>
+      </w:r>
+      <w:r>
+        <w:rPr>
+          <w:rFonts w:hint="eastAsia"/>
+          <w:b/>
+          <w:bCs/>
+        </w:rPr>
+        <w:t>验证</w:t>
+      </w:r>
+      <w:r>
+        <w:rPr>
+          <w:rFonts w:hint="eastAsia"/>
+          <w:b/>
+          <w:bCs/>
+        </w:rPr>
+        <w:t>，</w:t>
+      </w:r>
+      <w:r>
+        <w:rPr>
+          <w:rFonts w:hint="eastAsia"/>
+          <w:b/>
+          <w:bCs/>
+        </w:rPr>
+        <w:t>可提供盖章</w:t>
+      </w:r>
+      <w:r>
+        <w:rPr>
+          <w:rFonts w:hint="eastAsia"/>
+          <w:b/>
+          <w:bCs/>
+        </w:rPr>
+        <w:t>+被授权人签字的</w:t>
+      </w:r>
+      <w:r>
+        <w:rPr>
+          <w:rFonts w:hint="eastAsia"/>
+          <w:b/>
+          <w:bCs/>
+        </w:rPr>
+        <w:t>授权</w:t>
+      </w:r>
+      <w:r>
+        <w:rPr>
+          <w:rFonts w:hint="eastAsia"/>
+          <w:b/>
+          <w:bCs/>
+        </w:rPr>
+        <w:t>委托书</w:t>
+      </w:r>
+      <w:r>
+        <w:rPr>
+          <w:rFonts w:hint="eastAsia"/>
+          <w:b/>
+          <w:bCs/>
+        </w:rPr>
+        <w:t>文件由</w:t>
+      </w:r>
+      <w:r>
+        <w:rPr>
+          <w:rFonts w:hint="eastAsia"/>
+          <w:b/>
+          <w:bCs/>
+        </w:rPr>
+        <w:t>员工进行</w:t>
+      </w:r>
+      <w:r>
+        <w:rPr>
+          <w:rFonts w:hint="eastAsia"/>
+          <w:b/>
+          <w:bCs/>
+        </w:rPr>
+        <w:t>验证</w:t>
+      </w:r>
+      <w:r>
+        <w:rPr>
+          <w:rFonts w:hint="eastAsia"/>
+        </w:rPr>
+        <w:t>），</w:t>
+      </w:r>
+      <w:r>
+        <w:rPr>
+          <w:rFonts w:hint="eastAsia"/>
+        </w:rPr>
+        <w:t>具体参考下方指引链接</w:t>
+      </w:r>
+      <w:r>
+        <w:rPr>
+          <w:rFonts w:hint="eastAsia"/>
+        </w:rPr>
+        <w:t>（需先绑定联系人再审核账户资料）</w:t>
       </w:r>
       <w:r>
         <w:rPr>
@@ -736,124 +718,15 @@
         <w:t>。</w:t>
       </w:r>
     </w:p>
-    <w:p>
-      <w:pPr>
-        <w:shd w:val="clear" w:color="auto" w:fill="FFFFFF"/>
-        <w:rPr>
-          <w:rFonts w:hint="eastAsia"/>
-          <w:b/>
-          <w:bCs/>
-        </w:rPr>
-      </w:pPr>
-      <w:r>
-        <w:rPr>
-          <w:rFonts w:hint="eastAsia"/>
+    <w:bookmarkEnd w:id="0"/>
+    <w:p>
+      <w:pPr>
+        <w:rPr>
           <w:b/>
           <w:bCs/>
           <w:sz w:val="22"/>
           <w:szCs w:val="24"/>
         </w:rPr>
-        <w:t>3</w:t>
-      </w:r>
-      <w:r>
-        <w:rPr>
-          <w:rFonts w:hint="eastAsia"/>
-        </w:rPr>
-        <w:t>、</w:t>
-      </w:r>
-      <w:r>
-        <w:rPr>
-          <w:rFonts w:hint="eastAsia"/>
-          <w:b/>
-          <w:bCs/>
-        </w:rPr>
-        <w:t>开户行业（提前与</w:t>
-      </w:r>
-      <w:proofErr w:type="gramStart"/>
-      <w:r>
-        <w:rPr>
-          <w:rFonts w:hint="eastAsia"/>
-          <w:b/>
-          <w:bCs/>
-        </w:rPr>
-        <w:t>腾讯销售</w:t>
-      </w:r>
-      <w:proofErr w:type="gramEnd"/>
-      <w:r>
-        <w:rPr>
-          <w:rFonts w:hint="eastAsia"/>
-          <w:b/>
-          <w:bCs/>
-        </w:rPr>
-        <w:t>确认），行业信</w:t>
-      </w:r>
-      <w:r>
-        <w:rPr>
-          <w:rFonts w:hint="eastAsia"/>
-          <w:b/>
-          <w:bCs/>
-        </w:rPr>
-        <w:t>息资料根据行业类型提供（行业资料可参链接，最终所需资料</w:t>
-      </w:r>
-      <w:proofErr w:type="gramStart"/>
-      <w:r>
-        <w:rPr>
-          <w:rFonts w:hint="eastAsia"/>
-          <w:b/>
-          <w:bCs/>
-        </w:rPr>
-        <w:t>以腾讯</w:t>
-      </w:r>
-      <w:proofErr w:type="gramEnd"/>
-      <w:r>
-        <w:rPr>
-          <w:rFonts w:hint="eastAsia"/>
-          <w:b/>
-          <w:bCs/>
-        </w:rPr>
-        <w:t>审核为准）</w:t>
-      </w:r>
-    </w:p>
-    <w:p>
-      <w:pPr>
-        <w:shd w:val="clear" w:color="auto" w:fill="FFFFFF"/>
-        <w:rPr>
-          <w:rFonts w:hint="eastAsia"/>
-        </w:rPr>
-      </w:pPr>
-      <w:r>
-        <w:rPr>
-          <w:rFonts w:hint="eastAsia"/>
-          <w:b/>
-          <w:bCs/>
-        </w:rPr>
-        <w:t>行业资料参考：</w:t>
-      </w:r>
-      <w:r>
-        <w:fldChar w:fldCharType="begin"/>
-      </w:r>
-      <w:r>
-        <w:instrText>HYPERLINK "https://support.e.qq.com/detail?cid=4871&amp;pid=6217"</w:instrText>
-      </w:r>
-      <w:r>
-        <w:fldChar w:fldCharType="separate"/>
-      </w:r>
-      <w:r>
-        <w:rPr>
-          <w:rStyle w:val="a3"/>
-          <w:rFonts w:hint="eastAsia"/>
-        </w:rPr>
-        <w:t>https://support.e.qq.com/detail?cid=4871&amp;pid=6217</w:t>
-      </w:r>
-      <w:r>
-        <w:fldChar w:fldCharType="end"/>
-      </w:r>
-    </w:p>
-    <w:p>
-      <w:pPr>
-        <w:rPr>
-          <w:rFonts w:hint="eastAsia"/>
-        </w:rPr>
       </w:pPr>
       <w:r>
         <w:rPr>
@@ -863,156 +736,19 @@
           <w:sz w:val="22"/>
           <w:szCs w:val="24"/>
         </w:rPr>
-        <w:t>4</w:t>
-      </w:r>
-      <w:r>
-        <w:rPr>
-          <w:rFonts w:hint="eastAsia"/>
-        </w:rPr>
-        <w:t>、常规开户需进行联系人绑定，管理员提供二维码，</w:t>
-      </w:r>
-      <w:r>
-        <w:rPr>
-          <w:rFonts w:hint="eastAsia"/>
-        </w:rPr>
-        <w:t>客户</w:t>
-      </w:r>
-      <w:r>
-        <w:rPr>
-          <w:rFonts w:hint="eastAsia"/>
-        </w:rPr>
-        <w:t>法人</w:t>
-      </w:r>
-      <w:proofErr w:type="gramStart"/>
-      <w:r>
-        <w:rPr>
-          <w:rFonts w:hint="eastAsia"/>
-        </w:rPr>
-        <w:t>进行扫码验证</w:t>
-      </w:r>
-      <w:proofErr w:type="gramEnd"/>
-      <w:r>
-        <w:rPr>
-          <w:rFonts w:hint="eastAsia"/>
-        </w:rPr>
-        <w:t>（</w:t>
-      </w:r>
-      <w:r>
-        <w:rPr>
-          <w:rFonts w:hint="eastAsia"/>
-          <w:b/>
-          <w:bCs/>
-        </w:rPr>
-        <w:t>如法人无法</w:t>
-      </w:r>
-      <w:r>
-        <w:rPr>
-          <w:rFonts w:hint="eastAsia"/>
-          <w:b/>
-          <w:bCs/>
-        </w:rPr>
-        <w:t>验证</w:t>
-      </w:r>
-      <w:r>
-        <w:rPr>
-          <w:rFonts w:hint="eastAsia"/>
-          <w:b/>
-          <w:bCs/>
-        </w:rPr>
-        <w:t>，</w:t>
-      </w:r>
-      <w:r>
-        <w:rPr>
-          <w:rFonts w:hint="eastAsia"/>
-          <w:b/>
-          <w:bCs/>
-        </w:rPr>
-        <w:t>可提供盖章</w:t>
-      </w:r>
-      <w:r>
-        <w:rPr>
-          <w:rFonts w:hint="eastAsia"/>
-          <w:b/>
-          <w:bCs/>
-        </w:rPr>
-        <w:t>+被授权人签字的</w:t>
-      </w:r>
-      <w:r>
-        <w:rPr>
-          <w:rFonts w:hint="eastAsia"/>
-          <w:b/>
-          <w:bCs/>
-        </w:rPr>
-        <w:t>授权</w:t>
-      </w:r>
-      <w:r>
-        <w:rPr>
-          <w:rFonts w:hint="eastAsia"/>
-          <w:b/>
-          <w:bCs/>
-        </w:rPr>
-        <w:t>委托书</w:t>
-      </w:r>
-      <w:r>
-        <w:rPr>
-          <w:rFonts w:hint="eastAsia"/>
-          <w:b/>
-          <w:bCs/>
-        </w:rPr>
-        <w:t>文件由</w:t>
-      </w:r>
-      <w:r>
-        <w:rPr>
-          <w:rFonts w:hint="eastAsia"/>
-          <w:b/>
-          <w:bCs/>
-        </w:rPr>
-        <w:t>员工进行</w:t>
-      </w:r>
-      <w:r>
-        <w:rPr>
-          <w:rFonts w:hint="eastAsia"/>
-          <w:b/>
-          <w:bCs/>
-        </w:rPr>
-        <w:t>验证</w:t>
-      </w:r>
-      <w:r>
-        <w:rPr>
-          <w:rFonts w:hint="eastAsia"/>
-        </w:rPr>
-        <w:t>），</w:t>
-      </w:r>
-      <w:r>
-        <w:rPr>
-          <w:rFonts w:hint="eastAsia"/>
-        </w:rPr>
-        <w:t>具体参考下方指引链接</w:t>
-      </w:r>
-      <w:r>
-        <w:rPr>
-          <w:rFonts w:hint="eastAsia"/>
-        </w:rPr>
-        <w:t>（需先绑定联系人再审核账户资料）</w:t>
-      </w:r>
-      <w:r>
-        <w:rPr>
-          <w:rFonts w:hint="eastAsia"/>
-        </w:rPr>
-        <w:t>。</w:t>
-      </w:r>
-    </w:p>
-    <w:bookmarkEnd w:id="0"/>
-    <w:p>
-      <w:pPr>
-        <w:rPr>
-          <w:rFonts w:hint="eastAsia"/>
-          <w:b/>
-          <w:bCs/>
+        <w:t xml:space="preserve">联系人绑定 </w:t>
+      </w:r>
+      <w:r>
+        <w:rPr>
+          <w:rFonts w:ascii="PingFang SC" w:hAnsi="PingFang SC" w:hint="eastAsia"/>
+          <w:b/>
+          <w:bCs/>
+          <w:color w:val="000000"/>
           <w:sz w:val="22"/>
           <w:szCs w:val="24"/>
         </w:rPr>
-      </w:pPr>
+        <w:t>详细</w:t>
+      </w:r>
       <w:r>
         <w:rPr>
           <w:rFonts w:hint="eastAsia"/>
@@ -1021,49 +757,29 @@
           <w:sz w:val="22"/>
           <w:szCs w:val="24"/>
         </w:rPr>
-        <w:t xml:space="preserve">联系人绑定 </w:t>
-      </w:r>
-      <w:r>
-        <w:rPr>
-          <w:rFonts w:ascii="PingFang SC" w:hAnsi="PingFang SC" w:hint="eastAsia"/>
-          <w:b/>
-          <w:bCs/>
-          <w:color w:val="000000"/>
+        <w:t>指引</w:t>
+      </w:r>
+      <w:r>
+        <w:rPr>
+          <w:rFonts w:hint="eastAsia"/>
+          <w:b/>
+          <w:bCs/>
           <w:sz w:val="22"/>
           <w:szCs w:val="24"/>
         </w:rPr>
-        <w:t>详细</w:t>
-      </w:r>
-      <w:r>
-        <w:rPr>
-          <w:rFonts w:hint="eastAsia"/>
-          <w:b/>
-          <w:bCs/>
+        <w:t>：</w:t>
+      </w:r>
+    </w:p>
+    <w:p>
+      <w:pPr>
+        <w:rPr>
+          <w:rFonts w:hint="eastAsia"/>
+          <w:b/>
+          <w:bCs/>
+          <w:color w:val="0563C1" w:themeColor="hyperlink"/>
           <w:sz w:val="22"/>
           <w:szCs w:val="24"/>
-        </w:rPr>
-        <w:t>指引</w:t>
-      </w:r>
-      <w:r>
-        <w:rPr>
-          <w:rFonts w:hint="eastAsia"/>
-          <w:b/>
-          <w:bCs/>
-          <w:sz w:val="22"/>
-          <w:szCs w:val="24"/>
-        </w:rPr>
-        <w:t>：</w:t>
-      </w:r>
-    </w:p>
-    <w:p>
-      <w:pPr>
-        <w:rPr>
-          <w:rStyle w:val="a3"/>
-          <w:rFonts w:hint="eastAsia"/>
-          <w:b/>
-          <w:bCs/>
-          <w:sz w:val="22"/>
-          <w:szCs w:val="24"/>
+          <w:u w:val="single"/>
         </w:rPr>
       </w:pPr>
       <w:hyperlink r:id="rId9" w:tgtFrame="_blank" w:tooltip="https://doc.weixin.qq.com/doc/w3_aokaywbdafwe2inlfintjqkz13dxb?scode=ajeaiqdfaaoydz7d0halsagaabacc" w:history="1">
@@ -1079,61 +795,24 @@
         </w:r>
       </w:hyperlink>
     </w:p>
-    <w:bookmarkStart w:id="1" w:name="_MON_1822035585"/>
-    <w:bookmarkEnd w:id="1"/>
-    <w:p>
-      <w:pPr>
-        <w:rPr>
-          <w:rFonts w:hint="eastAsia"/>
-        </w:rPr>
-      </w:pPr>
-      <w:r>
-        <w:rPr>
-          <w:rFonts w:hint="eastAsia"/>
+    <w:p>
+      <w:pPr>
+        <w:rPr>
           <w:b/>
           <w:bCs/>
           <w:sz w:val="22"/>
           <w:szCs w:val="24"/>
         </w:rPr>
-        <w:object w:dxaOrig="1508" w:dyaOrig="1045" w14:anchorId="2E1C0E2F">
-          <v:shapetype id="_x0000_t75" coordsize="21600,21600" o:spt="75" o:preferrelative="t" path="m@4@5l@4@11@9@11@9@5xe" filled="f" stroked="f">
-            <v:stroke joinstyle="miter"/>
-            <v:formulas>
-              <v:f eqn="if lineDrawn pixelLineWidth 0"/>
-              <v:f eqn="sum @0 1 0"/>
-              <v:f eqn="sum 0 0 @1"/>
-              <v:f eqn="prod @2 1 2"/>
-              <v:f eqn="prod @3 21600 pixelWidth"/>
-              <v:f eqn="prod @3 21600 pixelHeight"/>
-              <v:f eqn="sum @0 0 1"/>
-              <v:f eqn="prod @6 1 2"/>
-              <v:f eqn="prod @7 21600 pixelWidth"/>
-              <v:f eqn="sum @8 21600 0"/>
-              <v:f eqn="prod @7 21600 pixelHeight"/>
-              <v:f eqn="sum @10 21600 0"/>
-            </v:formulas>
-            <v:path o:extrusionok="f" gradientshapeok="t" o:connecttype="rect"/>
-            <o:lock v:ext="edit" aspectratio="t"/>
-          </v:shapetype>
-          <v:shape id="_x0000_i1025" type="#_x0000_t75" style="width:75.4pt;height:52.25pt" o:ole="">
-            <v:imagedata r:id="rId10" o:title=""/>
-          </v:shape>
-          <o:OLEObject Type="Embed" ProgID="Word.Document.12" ShapeID="_x0000_i1025" DrawAspect="Icon" ObjectID="_1828273022" r:id="rId11">
-            <o:FieldCodes>\s</o:FieldCodes>
-          </o:OLEObject>
-        </w:object>
-      </w:r>
-    </w:p>
-    <w:p>
-      <w:pPr>
-        <w:rPr>
-          <w:rFonts w:hint="eastAsia"/>
+      </w:pPr>
+      <w:r>
+        <w:rPr>
           <w:b/>
           <w:bCs/>
           <w:sz w:val="22"/>
           <w:szCs w:val="24"/>
         </w:rPr>
-      </w:pPr>
+        <w:t>【腾讯文档】授权委托书</w:t>
+      </w:r>
       <w:r>
         <w:rPr>
           <w:rFonts w:hint="eastAsia"/>
@@ -1142,8 +821,30 @@
           <w:sz w:val="22"/>
           <w:szCs w:val="24"/>
         </w:rPr>
-        <w:t>（授权委托书模板，双击可打开）</w:t>
-      </w:r>
+        <w:t>模版</w:t>
+      </w:r>
+    </w:p>
+    <w:p>
+      <w:pPr>
+        <w:rPr>
+          <w:b/>
+          <w:bCs/>
+          <w:sz w:val="22"/>
+          <w:szCs w:val="24"/>
+        </w:rPr>
+      </w:pPr>
+      <w:hyperlink r:id="rId10" w:history="1">
+        <w:r>
+          <w:rPr>
+            <w:rStyle w:val="a3"/>
+            <w:b/>
+            <w:bCs/>
+            <w:sz w:val="22"/>
+            <w:szCs w:val="24"/>
+          </w:rPr>
+          <w:t>https://docs.qq.com/doc/DZkZxY1hoeUJWeUdT</w:t>
+        </w:r>
+      </w:hyperlink>
     </w:p>
     <w:p>
       <w:pPr>
@@ -1157,7 +858,7 @@
         <w:widowControl/>
         <w:jc w:val="left"/>
         <w:rPr>
-          <w:rFonts w:ascii="等线" w:eastAsia="等线" w:hAnsi="等线" w:cs="宋体" w:hint="eastAsia"/>
+          <w:rFonts w:ascii="DengXian" w:eastAsia="DengXian" w:hAnsi="DengXian" w:cs="宋体"/>
           <w:b/>
           <w:bCs/>
           <w:color w:val="000000"/>
@@ -1167,7 +868,7 @@
       </w:pPr>
       <w:r>
         <w:rPr>
-          <w:rFonts w:ascii="等线" w:eastAsia="等线" w:hAnsi="等线" w:cs="宋体" w:hint="eastAsia"/>
+          <w:rFonts w:ascii="DengXian" w:eastAsia="DengXian" w:hAnsi="DengXian" w:cs="宋体" w:hint="eastAsia"/>
           <w:b/>
           <w:bCs/>
           <w:color w:val="000000"/>
@@ -1178,7 +879,7 @@
       </w:r>
       <w:r>
         <w:rPr>
-          <w:rFonts w:ascii="等线" w:eastAsia="等线" w:hAnsi="等线" w:cs="宋体" w:hint="eastAsia"/>
+          <w:rFonts w:ascii="DengXian" w:eastAsia="DengXian" w:hAnsi="DengXian" w:cs="宋体" w:hint="eastAsia"/>
           <w:b/>
           <w:bCs/>
           <w:color w:val="000000"/>
@@ -1189,7 +890,7 @@
       </w:r>
       <w:r>
         <w:rPr>
-          <w:rFonts w:ascii="等线" w:eastAsia="等线" w:hAnsi="等线" w:cs="宋体"/>
+          <w:rFonts w:ascii="DengXian" w:eastAsia="DengXian" w:hAnsi="DengXian" w:cs="宋体"/>
           <w:b/>
           <w:bCs/>
           <w:color w:val="000000"/>
@@ -1200,7 +901,7 @@
       </w:r>
       <w:r>
         <w:rPr>
-          <w:rFonts w:ascii="等线" w:eastAsia="等线" w:hAnsi="等线" w:cs="宋体" w:hint="eastAsia"/>
+          <w:rFonts w:ascii="DengXian" w:eastAsia="DengXian" w:hAnsi="DengXian" w:cs="宋体" w:hint="eastAsia"/>
           <w:b/>
           <w:bCs/>
           <w:color w:val="000000"/>
@@ -1211,7 +912,7 @@
       </w:r>
       <w:r>
         <w:rPr>
-          <w:rFonts w:ascii="等线" w:eastAsia="等线" w:hAnsi="等线" w:cs="宋体" w:hint="eastAsia"/>
+          <w:rFonts w:ascii="DengXian" w:eastAsia="DengXian" w:hAnsi="DengXian" w:cs="宋体" w:hint="eastAsia"/>
           <w:b/>
           <w:bCs/>
           <w:color w:val="000000"/>
@@ -1222,7 +923,7 @@
       </w:r>
       <w:r>
         <w:rPr>
-          <w:rFonts w:ascii="等线" w:eastAsia="等线" w:hAnsi="等线" w:cs="宋体" w:hint="eastAsia"/>
+          <w:rFonts w:ascii="DengXian" w:eastAsia="DengXian" w:hAnsi="DengXian" w:cs="宋体" w:hint="eastAsia"/>
           <w:b/>
           <w:bCs/>
           <w:color w:val="000000"/>
@@ -1233,7 +934,7 @@
       </w:r>
       <w:r>
         <w:rPr>
-          <w:rFonts w:ascii="等线" w:eastAsia="等线" w:hAnsi="等线" w:cs="宋体" w:hint="eastAsia"/>
+          <w:rFonts w:ascii="DengXian" w:eastAsia="DengXian" w:hAnsi="DengXian" w:cs="宋体" w:hint="eastAsia"/>
           <w:b/>
           <w:bCs/>
           <w:color w:val="000000"/>
@@ -1244,48 +945,24 @@
       </w:r>
       <w:r>
         <w:rPr>
-          <w:rFonts w:ascii="等线" w:eastAsia="等线" w:hAnsi="等线" w:cs="宋体" w:hint="eastAsia"/>
+          <w:rFonts w:ascii="DengXian" w:eastAsia="DengXian" w:hAnsi="DengXian" w:cs="宋体" w:hint="eastAsia"/>
           <w:b/>
           <w:bCs/>
           <w:color w:val="000000"/>
           <w:kern w:val="0"/>
           <w:sz w:val="22"/>
         </w:rPr>
-        <w:t>（</w:t>
-      </w:r>
-      <w:proofErr w:type="gramStart"/>
-      <w:r>
-        <w:rPr>
-          <w:rFonts w:ascii="等线" w:eastAsia="等线" w:hAnsi="等线" w:cs="宋体" w:hint="eastAsia"/>
+        <w:t>（微信 竞价&amp;合约资源）</w:t>
+      </w:r>
+      <w:r>
+        <w:rPr>
+          <w:rFonts w:ascii="DengXian" w:eastAsia="DengXian" w:hAnsi="DengXian" w:cs="宋体" w:hint="eastAsia"/>
           <w:b/>
           <w:bCs/>
           <w:color w:val="000000"/>
           <w:kern w:val="0"/>
           <w:sz w:val="22"/>
         </w:rPr>
-        <w:t>微信</w:t>
-      </w:r>
-      <w:proofErr w:type="gramEnd"/>
-      <w:r>
-        <w:rPr>
-          <w:rFonts w:ascii="等线" w:eastAsia="等线" w:hAnsi="等线" w:cs="宋体" w:hint="eastAsia"/>
-          <w:b/>
-          <w:bCs/>
-          <w:color w:val="000000"/>
-          <w:kern w:val="0"/>
-          <w:sz w:val="22"/>
-        </w:rPr>
-        <w:t xml:space="preserve"> 竞价&amp;合约资源）</w:t>
-      </w:r>
-      <w:r>
-        <w:rPr>
-          <w:rFonts w:ascii="等线" w:eastAsia="等线" w:hAnsi="等线" w:cs="宋体" w:hint="eastAsia"/>
-          <w:b/>
-          <w:bCs/>
-          <w:color w:val="000000"/>
-          <w:kern w:val="0"/>
-          <w:sz w:val="22"/>
-        </w:rPr>
         <w:t>：</w:t>
       </w:r>
     </w:p>
@@ -1294,7 +971,7 @@
         <w:widowControl/>
         <w:jc w:val="left"/>
         <w:rPr>
-          <w:rFonts w:ascii="等线" w:eastAsia="等线" w:hAnsi="等线" w:cs="宋体" w:hint="eastAsia"/>
+          <w:rFonts w:ascii="DengXian" w:eastAsia="DengXian" w:hAnsi="DengXian" w:cs="宋体"/>
           <w:b/>
           <w:bCs/>
           <w:color w:val="000000"/>
@@ -1328,7 +1005,7 @@
                     </pic:cNvPicPr>
                   </pic:nvPicPr>
                   <pic:blipFill rotWithShape="1">
-                    <a:blip r:embed="rId12">
+                    <a:blip r:embed="rId11">
                       <a:extLst>
                         <a:ext uri="{28A0092B-C50C-407E-A947-70E740481C1C}">
                           <a14:useLocalDpi xmlns:a14="http://schemas.microsoft.com/office/drawing/2010/main" val="0"/>
@@ -1364,12 +1041,7 @@
       </w:r>
     </w:p>
     <w:p>
-      <w:pPr>
-        <w:rPr>
-          <w:rFonts w:hint="eastAsia"/>
-        </w:rPr>
-      </w:pPr>
-      <w:bookmarkStart w:id="2" w:name="OLE_LINK1"/>
+      <w:bookmarkStart w:id="1" w:name="OLE_LINK1"/>
       <w:r>
         <w:rPr>
           <w:rFonts w:hint="eastAsia"/>
@@ -1397,11 +1069,6 @@
       </w:r>
     </w:p>
     <w:p>
-      <w:pPr>
-        <w:rPr>
-          <w:rFonts w:hint="eastAsia"/>
-        </w:rPr>
-      </w:pPr>
       <w:r>
         <w:rPr>
           <w:b/>
@@ -1422,385 +1089,268 @@
           <w:rFonts w:hint="eastAsia"/>
           <w:highlight w:val="yellow"/>
         </w:rPr>
-        <w:t>身份证正反面扫描件，外籍</w:t>
-      </w:r>
-      <w:proofErr w:type="gramStart"/>
+        <w:t>身份证正反面扫描件，外籍人士护照扫描件</w:t>
+      </w:r>
       <w:r>
         <w:rPr>
           <w:rFonts w:hint="eastAsia"/>
           <w:highlight w:val="yellow"/>
         </w:rPr>
-        <w:t>人士护照</w:t>
-      </w:r>
-      <w:proofErr w:type="gramEnd"/>
-      <w:r>
-        <w:rPr>
-          <w:rFonts w:hint="eastAsia"/>
-          <w:highlight w:val="yellow"/>
-        </w:rPr>
-        <w:t>扫描件</w:t>
-      </w:r>
-      <w:r>
-        <w:rPr>
-          <w:rFonts w:hint="eastAsia"/>
-          <w:highlight w:val="yellow"/>
-        </w:rPr>
-        <w:t>，如使用公司员工身份证信息，</w:t>
-      </w:r>
-      <w:r>
-        <w:rPr>
-          <w:rFonts w:hint="eastAsia"/>
-          <w:highlight w:val="yellow"/>
+        <w:t>，如使用公司员工身份证信息，需提供员工在职证明</w:t>
+      </w:r>
+      <w:r>
+        <w:rPr>
+          <w:rFonts w:hint="eastAsia"/>
+        </w:rPr>
+        <w:t>）、客户官网链接、已开户关联公司（当前开户主体关联的、已在腾讯广告开户的公司主体名称）。</w:t>
+      </w:r>
+    </w:p>
+    <w:p>
+      <w:pPr>
+        <w:shd w:val="clear" w:color="auto" w:fill="FFFFFF"/>
+        <w:rPr>
+          <w:b/>
+          <w:bCs/>
+        </w:rPr>
+      </w:pPr>
+      <w:r>
+        <w:rPr>
+          <w:rFonts w:hint="eastAsia"/>
+          <w:b/>
+          <w:bCs/>
+          <w:sz w:val="22"/>
+          <w:szCs w:val="24"/>
+        </w:rPr>
+        <w:t>3</w:t>
+      </w:r>
+      <w:r>
+        <w:rPr>
+          <w:rFonts w:hint="eastAsia"/>
+        </w:rPr>
+        <w:t>、</w:t>
+      </w:r>
+      <w:r>
+        <w:rPr>
+          <w:rFonts w:hint="eastAsia"/>
+          <w:b/>
+          <w:bCs/>
+        </w:rPr>
+        <w:t>开户行业（提前与腾讯销售确认），行业信</w:t>
+      </w:r>
+      <w:r>
+        <w:rPr>
+          <w:rFonts w:hint="eastAsia"/>
+          <w:b/>
+          <w:bCs/>
+        </w:rPr>
+        <w:t>息资料根据行业类型提供（行业资料可参链接，最终所需资料以腾讯审核为准）</w:t>
+      </w:r>
+    </w:p>
+    <w:p>
+      <w:pPr>
+        <w:shd w:val="clear" w:color="auto" w:fill="FFFFFF"/>
+      </w:pPr>
+      <w:r>
+        <w:rPr>
+          <w:rFonts w:hint="eastAsia"/>
+          <w:b/>
+          <w:bCs/>
+        </w:rPr>
+        <w:t>行业资料参考：</w:t>
+      </w:r>
+      <w:r>
+        <w:fldChar w:fldCharType="begin"/>
+      </w:r>
+      <w:r>
+        <w:instrText>HYPERLINK "https://support.e.qq.com/detail?cid=4871&amp;pid=6217"</w:instrText>
+      </w:r>
+      <w:r>
+        <w:fldChar w:fldCharType="separate"/>
+      </w:r>
+      <w:r>
+        <w:rPr>
+          <w:rStyle w:val="a3"/>
+          <w:rFonts w:hint="eastAsia"/>
+        </w:rPr>
+        <w:t>https://support.e.qq.com/detail?cid=4871&amp;pid=6217</w:t>
+      </w:r>
+      <w:r>
+        <w:fldChar w:fldCharType="end"/>
+      </w:r>
+    </w:p>
+    <w:p>
+      <w:r>
+        <w:rPr>
+          <w:rFonts w:hint="eastAsia"/>
+          <w:b/>
+          <w:bCs/>
+          <w:sz w:val="22"/>
+          <w:szCs w:val="24"/>
+        </w:rPr>
+        <w:t>4</w:t>
+      </w:r>
+      <w:r>
+        <w:rPr>
+          <w:rFonts w:hint="eastAsia"/>
+        </w:rPr>
+        <w:t>、常规开户需进行联系人绑定，管理员提供二维码，客户法人进行扫码验证（</w:t>
+      </w:r>
+      <w:r>
+        <w:rPr>
+          <w:rFonts w:hint="eastAsia"/>
+          <w:b/>
+          <w:bCs/>
+        </w:rPr>
+        <w:t>如法人无法验证，可提供盖章</w:t>
+      </w:r>
+      <w:r>
+        <w:rPr>
+          <w:rFonts w:hint="eastAsia"/>
+          <w:b/>
+          <w:bCs/>
+        </w:rPr>
+        <w:t>+被授权人签字的</w:t>
+      </w:r>
+      <w:r>
+        <w:rPr>
+          <w:rFonts w:hint="eastAsia"/>
+          <w:b/>
+          <w:bCs/>
+        </w:rPr>
+        <w:t>授权</w:t>
+      </w:r>
+      <w:r>
+        <w:rPr>
+          <w:rFonts w:hint="eastAsia"/>
+          <w:b/>
+          <w:bCs/>
+        </w:rPr>
+        <w:t>委托书</w:t>
+      </w:r>
+      <w:r>
+        <w:rPr>
+          <w:rFonts w:hint="eastAsia"/>
+          <w:b/>
+          <w:bCs/>
+        </w:rPr>
+        <w:t>文件由员工进行验证</w:t>
+      </w:r>
+      <w:r>
+        <w:rPr>
+          <w:rFonts w:hint="eastAsia"/>
+        </w:rPr>
+        <w:t>），具体参考下方指引链接（需先绑定联系人再审核账户资料）。</w:t>
+      </w:r>
+    </w:p>
+    <w:p>
+      <w:r>
+        <w:rPr>
+          <w:rFonts w:hint="eastAsia"/>
         </w:rPr>
         <w:lastRenderedPageBreak/>
-        <w:t>需提供员工在职证明</w:t>
-      </w:r>
-      <w:r>
-        <w:rPr>
-          <w:rFonts w:hint="eastAsia"/>
-        </w:rPr>
-        <w:t>）、</w:t>
-      </w:r>
-      <w:proofErr w:type="gramStart"/>
-      <w:r>
-        <w:rPr>
-          <w:rFonts w:hint="eastAsia"/>
-        </w:rPr>
-        <w:t>客户官网链接</w:t>
-      </w:r>
-      <w:proofErr w:type="gramEnd"/>
-      <w:r>
-        <w:rPr>
-          <w:rFonts w:hint="eastAsia"/>
-        </w:rPr>
-        <w:t>、已开户关联公司（当前开户主体关联的、已</w:t>
-      </w:r>
-      <w:proofErr w:type="gramStart"/>
-      <w:r>
-        <w:rPr>
-          <w:rFonts w:hint="eastAsia"/>
-        </w:rPr>
-        <w:t>在腾讯广告</w:t>
-      </w:r>
-      <w:proofErr w:type="gramEnd"/>
-      <w:r>
-        <w:rPr>
-          <w:rFonts w:hint="eastAsia"/>
-        </w:rPr>
-        <w:t>开户的公司主体名称）。</w:t>
-      </w:r>
-    </w:p>
-    <w:p>
-      <w:pPr>
-        <w:shd w:val="clear" w:color="auto" w:fill="FFFFFF"/>
-        <w:rPr>
-          <w:rFonts w:hint="eastAsia"/>
-          <w:b/>
-          <w:bCs/>
-        </w:rPr>
-      </w:pPr>
-      <w:r>
-        <w:rPr>
-          <w:rFonts w:hint="eastAsia"/>
+        <w:t>5</w:t>
+      </w:r>
+      <w:r>
+        <w:rPr>
+          <w:rFonts w:hint="eastAsia"/>
+        </w:rPr>
+        <w:t>、账户开设后需根据后台要求，进行对公身份验证</w:t>
+      </w:r>
+      <w:r>
+        <w:rPr>
+          <w:rFonts w:hint="eastAsia"/>
+        </w:rPr>
+        <w:t>，具体参考下方指引链接</w:t>
+      </w:r>
+      <w:r>
+        <w:rPr>
+          <w:rFonts w:hint="eastAsia"/>
+        </w:rPr>
+        <w:t>。</w:t>
+      </w:r>
+    </w:p>
+    <w:bookmarkEnd w:id="1"/>
+    <w:p>
+      <w:pPr>
+        <w:rPr>
           <w:b/>
           <w:bCs/>
           <w:sz w:val="22"/>
           <w:szCs w:val="24"/>
         </w:rPr>
-        <w:t>3</w:t>
-      </w:r>
-      <w:r>
-        <w:rPr>
-          <w:rFonts w:hint="eastAsia"/>
-        </w:rPr>
-        <w:t>、</w:t>
-      </w:r>
-      <w:r>
-        <w:rPr>
-          <w:rFonts w:hint="eastAsia"/>
-          <w:b/>
-          <w:bCs/>
-        </w:rPr>
-        <w:t>开户行业（提前与</w:t>
-      </w:r>
-      <w:proofErr w:type="gramStart"/>
-      <w:r>
-        <w:rPr>
-          <w:rFonts w:hint="eastAsia"/>
-          <w:b/>
-          <w:bCs/>
-        </w:rPr>
-        <w:t>腾讯销售</w:t>
-      </w:r>
-      <w:proofErr w:type="gramEnd"/>
-      <w:r>
-        <w:rPr>
-          <w:rFonts w:hint="eastAsia"/>
-          <w:b/>
-          <w:bCs/>
-        </w:rPr>
-        <w:t>确认），行业信</w:t>
-      </w:r>
-      <w:r>
-        <w:rPr>
-          <w:rFonts w:hint="eastAsia"/>
-          <w:b/>
-          <w:bCs/>
-        </w:rPr>
-        <w:t>息资料根据行业类型提供（行业资料可参链接，最终所需资料</w:t>
-      </w:r>
-      <w:proofErr w:type="gramStart"/>
-      <w:r>
-        <w:rPr>
-          <w:rFonts w:hint="eastAsia"/>
-          <w:b/>
-          <w:bCs/>
-        </w:rPr>
-        <w:t>以腾讯</w:t>
-      </w:r>
-      <w:proofErr w:type="gramEnd"/>
-      <w:r>
-        <w:rPr>
-          <w:rFonts w:hint="eastAsia"/>
-          <w:b/>
-          <w:bCs/>
-        </w:rPr>
-        <w:t>审核为准）</w:t>
-      </w:r>
-    </w:p>
-    <w:p>
-      <w:pPr>
-        <w:shd w:val="clear" w:color="auto" w:fill="FFFFFF"/>
-        <w:rPr>
-          <w:rFonts w:hint="eastAsia"/>
-        </w:rPr>
-      </w:pPr>
-      <w:r>
-        <w:rPr>
-          <w:rFonts w:hint="eastAsia"/>
-          <w:b/>
-          <w:bCs/>
-        </w:rPr>
-        <w:t>行业资料参考：</w:t>
-      </w:r>
-      <w:r>
-        <w:fldChar w:fldCharType="begin"/>
-      </w:r>
-      <w:r>
-        <w:instrText>HYPERLINK "https://support.e.qq.com/detail?cid=4871&amp;pid=6217"</w:instrText>
-      </w:r>
-      <w:r>
-        <w:fldChar w:fldCharType="separate"/>
-      </w:r>
-      <w:r>
+      </w:pPr>
+      <w:r>
+        <w:rPr>
+          <w:rFonts w:hint="eastAsia"/>
+          <w:b/>
+          <w:bCs/>
+          <w:sz w:val="22"/>
+          <w:szCs w:val="24"/>
+        </w:rPr>
+        <w:t>联系人绑定</w:t>
+      </w:r>
+      <w:r>
+        <w:rPr>
+          <w:b/>
+          <w:bCs/>
+          <w:sz w:val="22"/>
+          <w:szCs w:val="24"/>
+        </w:rPr>
+        <w:t>+</w:t>
+      </w:r>
+      <w:r>
+        <w:rPr>
+          <w:rFonts w:hint="eastAsia"/>
+          <w:b/>
+          <w:bCs/>
+          <w:sz w:val="22"/>
+          <w:szCs w:val="24"/>
+        </w:rPr>
+        <w:t xml:space="preserve">对公身份验证方式 </w:t>
+      </w:r>
+      <w:r>
+        <w:rPr>
+          <w:rFonts w:ascii="PingFang SC" w:hAnsi="PingFang SC" w:hint="eastAsia"/>
+          <w:b/>
+          <w:bCs/>
+          <w:color w:val="000000"/>
+          <w:sz w:val="22"/>
+          <w:szCs w:val="24"/>
+        </w:rPr>
+        <w:t>详细</w:t>
+      </w:r>
+      <w:r>
+        <w:rPr>
+          <w:rFonts w:hint="eastAsia"/>
+          <w:b/>
+          <w:bCs/>
+          <w:sz w:val="22"/>
+          <w:szCs w:val="24"/>
+        </w:rPr>
+        <w:t>指引</w:t>
+      </w:r>
+      <w:r>
+        <w:rPr>
+          <w:rFonts w:hint="eastAsia"/>
+          <w:b/>
+          <w:bCs/>
+          <w:sz w:val="22"/>
+          <w:szCs w:val="24"/>
+        </w:rPr>
+        <w:t>：</w:t>
+      </w:r>
+    </w:p>
+    <w:p>
+      <w:pPr>
         <w:rPr>
           <w:rStyle w:val="a3"/>
-          <w:rFonts w:hint="eastAsia"/>
-        </w:rPr>
-        <w:t>https://support.e.qq.com/detail?cid=4871&amp;pid=6217</w:t>
-      </w:r>
-      <w:r>
-        <w:fldChar w:fldCharType="end"/>
-      </w:r>
-    </w:p>
-    <w:p>
-      <w:pPr>
-        <w:rPr>
-          <w:rFonts w:hint="eastAsia"/>
-        </w:rPr>
-      </w:pPr>
-      <w:r>
-        <w:rPr>
-          <w:rFonts w:hint="eastAsia"/>
           <w:b/>
           <w:bCs/>
           <w:sz w:val="22"/>
           <w:szCs w:val="24"/>
         </w:rPr>
-        <w:t>4</w:t>
-      </w:r>
-      <w:r>
-        <w:rPr>
-          <w:rFonts w:hint="eastAsia"/>
-        </w:rPr>
-        <w:t>、常规开户需进行联系人绑定，管理员提供二维码，客户法人</w:t>
-      </w:r>
-      <w:proofErr w:type="gramStart"/>
-      <w:r>
-        <w:rPr>
-          <w:rFonts w:hint="eastAsia"/>
-        </w:rPr>
-        <w:t>进行扫码验证</w:t>
-      </w:r>
-      <w:proofErr w:type="gramEnd"/>
-      <w:r>
-        <w:rPr>
-          <w:rFonts w:hint="eastAsia"/>
-        </w:rPr>
-        <w:t>（</w:t>
-      </w:r>
-      <w:r>
-        <w:rPr>
-          <w:rFonts w:hint="eastAsia"/>
-          <w:b/>
-          <w:bCs/>
-        </w:rPr>
-        <w:t>如法人无法验证，可提供盖章</w:t>
-      </w:r>
-      <w:r>
-        <w:rPr>
-          <w:rFonts w:hint="eastAsia"/>
-          <w:b/>
-          <w:bCs/>
-        </w:rPr>
-        <w:t>+被授权人签字的</w:t>
-      </w:r>
-      <w:r>
-        <w:rPr>
-          <w:rFonts w:hint="eastAsia"/>
-          <w:b/>
-          <w:bCs/>
-        </w:rPr>
-        <w:t>授权</w:t>
-      </w:r>
-      <w:r>
-        <w:rPr>
-          <w:rFonts w:hint="eastAsia"/>
-          <w:b/>
-          <w:bCs/>
-        </w:rPr>
-        <w:t>委托书</w:t>
-      </w:r>
-      <w:r>
-        <w:rPr>
-          <w:rFonts w:hint="eastAsia"/>
-          <w:b/>
-          <w:bCs/>
-        </w:rPr>
-        <w:t>文件由员工进行验证</w:t>
-      </w:r>
-      <w:r>
-        <w:rPr>
-          <w:rFonts w:hint="eastAsia"/>
-        </w:rPr>
-        <w:t>），具体参考下方指引链接（需先绑定联系人再审核账户资料）。</w:t>
-      </w:r>
-    </w:p>
-    <w:p>
-      <w:pPr>
-        <w:rPr>
-          <w:rFonts w:hint="eastAsia"/>
-        </w:rPr>
-      </w:pPr>
-      <w:r>
-        <w:rPr>
-          <w:rFonts w:hint="eastAsia"/>
-        </w:rPr>
-        <w:t>5</w:t>
-      </w:r>
-      <w:r>
-        <w:rPr>
-          <w:rFonts w:hint="eastAsia"/>
-        </w:rPr>
-        <w:t>、账户开设后需根据后台要求，进行对公身份验证</w:t>
-      </w:r>
-      <w:r>
-        <w:rPr>
-          <w:rFonts w:hint="eastAsia"/>
-        </w:rPr>
-        <w:t>，具体参考下方指引链接</w:t>
-      </w:r>
-      <w:r>
-        <w:rPr>
-          <w:rFonts w:hint="eastAsia"/>
-        </w:rPr>
-        <w:t>。</w:t>
-      </w:r>
-    </w:p>
-    <w:bookmarkEnd w:id="2"/>
-    <w:p>
-      <w:pPr>
-        <w:rPr>
-          <w:rFonts w:hint="eastAsia"/>
-          <w:b/>
-          <w:bCs/>
-          <w:sz w:val="22"/>
-          <w:szCs w:val="24"/>
-        </w:rPr>
-      </w:pPr>
-      <w:r>
-        <w:rPr>
-          <w:rFonts w:hint="eastAsia"/>
-          <w:b/>
-          <w:bCs/>
-          <w:sz w:val="22"/>
-          <w:szCs w:val="24"/>
-        </w:rPr>
-        <w:t>联系人绑定</w:t>
-      </w:r>
-      <w:r>
-        <w:rPr>
-          <w:b/>
-          <w:bCs/>
-          <w:sz w:val="22"/>
-          <w:szCs w:val="24"/>
-        </w:rPr>
-        <w:t>+</w:t>
-      </w:r>
-      <w:r>
-        <w:rPr>
-          <w:rFonts w:hint="eastAsia"/>
-          <w:b/>
-          <w:bCs/>
-          <w:sz w:val="22"/>
-          <w:szCs w:val="24"/>
-        </w:rPr>
-        <w:t xml:space="preserve">对公身份验证方式 </w:t>
-      </w:r>
-      <w:r>
-        <w:rPr>
-          <w:rFonts w:ascii="PingFang SC" w:hAnsi="PingFang SC" w:hint="eastAsia"/>
-          <w:b/>
-          <w:bCs/>
-          <w:color w:val="000000"/>
-          <w:sz w:val="22"/>
-          <w:szCs w:val="24"/>
-        </w:rPr>
-        <w:t>详细</w:t>
-      </w:r>
-      <w:r>
-        <w:rPr>
-          <w:rFonts w:hint="eastAsia"/>
-          <w:b/>
-          <w:bCs/>
-          <w:sz w:val="22"/>
-          <w:szCs w:val="24"/>
-        </w:rPr>
-        <w:t>指引</w:t>
-      </w:r>
-      <w:r>
-        <w:rPr>
-          <w:rFonts w:hint="eastAsia"/>
-          <w:b/>
-          <w:bCs/>
-          <w:sz w:val="22"/>
-          <w:szCs w:val="24"/>
-        </w:rPr>
-        <w:t>：</w:t>
-      </w:r>
-    </w:p>
-    <w:p>
-      <w:pPr>
-        <w:rPr>
-          <w:rStyle w:val="a3"/>
-          <w:rFonts w:hint="eastAsia"/>
-          <w:b/>
-          <w:bCs/>
-          <w:sz w:val="22"/>
-          <w:szCs w:val="24"/>
-        </w:rPr>
-      </w:pPr>
-      <w:hyperlink r:id="rId13" w:tgtFrame="_blank" w:tooltip="https://doc.weixin.qq.com/doc/w3_aokaywbdafwe2inlfintjqkz13dxb?scode=ajeaiqdfaaoydz7d0halsagaabacc" w:history="1">
+      </w:pPr>
+      <w:hyperlink r:id="rId12" w:tgtFrame="_blank" w:tooltip="https://doc.weixin.qq.com/doc/w3_aokaywbdafwe2inlfintjqkz13dxb?scode=ajeaiqdfaaoydz7d0halsagaabacc" w:history="1">
         <w:r>
           <w:rPr>
             <w:rStyle w:val="a3"/>
@@ -1813,69 +1363,12 @@
         </w:r>
       </w:hyperlink>
     </w:p>
-    <w:bookmarkStart w:id="3" w:name="_MON_1812441200"/>
-    <w:bookmarkEnd w:id="3"/>
-    <w:p>
-      <w:pPr>
-        <w:rPr>
-          <w:rFonts w:hint="eastAsia"/>
-        </w:rPr>
-      </w:pPr>
-      <w:r>
-        <w:rPr>
-          <w:rFonts w:hint="eastAsia"/>
-          <w:b/>
-          <w:bCs/>
-          <w:sz w:val="22"/>
-          <w:szCs w:val="24"/>
-        </w:rPr>
-        <w:object w:dxaOrig="1508" w:dyaOrig="1045" w14:anchorId="5C89C0FB">
-          <v:shape id="_x0000_i1026" type="#_x0000_t75" style="width:75.4pt;height:52.25pt" o:ole="">
-            <v:imagedata r:id="rId10" o:title=""/>
-          </v:shape>
-          <o:OLEObject Type="Embed" ProgID="Word.Document.12" ShapeID="_x0000_i1026" DrawAspect="Icon" ObjectID="_1828273023" r:id="rId14">
-            <o:FieldCodes>\s</o:FieldCodes>
-          </o:OLEObject>
-        </w:object>
-      </w:r>
-    </w:p>
-    <w:p>
-      <w:pPr>
-        <w:rPr>
-          <w:rFonts w:hint="eastAsia"/>
-          <w:b/>
-          <w:bCs/>
-          <w:sz w:val="22"/>
-          <w:szCs w:val="24"/>
-        </w:rPr>
-      </w:pPr>
-      <w:r>
-        <w:rPr>
-          <w:rFonts w:hint="eastAsia"/>
-          <w:b/>
-          <w:bCs/>
-          <w:sz w:val="22"/>
-          <w:szCs w:val="24"/>
-        </w:rPr>
-        <w:t>（</w:t>
-      </w:r>
-      <w:r>
-        <w:rPr>
-          <w:rFonts w:hint="eastAsia"/>
-          <w:b/>
-          <w:bCs/>
-          <w:sz w:val="22"/>
-          <w:szCs w:val="24"/>
-        </w:rPr>
-        <w:t>授权委托书模板，双击可打开）</w:t>
-      </w:r>
-    </w:p>
     <w:p>
       <w:pPr>
         <w:widowControl/>
         <w:jc w:val="left"/>
         <w:rPr>
-          <w:rFonts w:ascii="等线" w:eastAsia="等线" w:hAnsi="等线" w:cs="宋体" w:hint="eastAsia"/>
+          <w:rFonts w:ascii="DengXian" w:eastAsia="DengXian" w:hAnsi="DengXian" w:cs="宋体"/>
           <w:b/>
           <w:bCs/>
           <w:color w:val="000000"/>
@@ -1883,75 +1376,35 @@
           <w:sz w:val="22"/>
         </w:rPr>
       </w:pPr>
-    </w:p>
-    <w:p>
-      <w:pPr>
-        <w:jc w:val="left"/>
-        <w:rPr>
-          <w:rFonts w:hint="eastAsia"/>
-          <w:b/>
-          <w:bCs/>
-        </w:rPr>
-      </w:pPr>
-      <w:r>
-        <w:rPr>
-          <w:rFonts w:hint="eastAsia"/>
-          <w:b/>
-          <w:bCs/>
-        </w:rPr>
-        <w:t>如涉及境外客户，还需我司上传盖章境外广告业务承揽确认函，</w:t>
-      </w:r>
-      <w:r>
-        <w:rPr>
-          <w:rFonts w:hint="eastAsia"/>
-          <w:b/>
-          <w:bCs/>
-        </w:rPr>
-        <w:t xml:space="preserve"> </w:t>
-      </w:r>
-    </w:p>
-    <w:bookmarkStart w:id="4" w:name="_MON_1771074718"/>
-    <w:bookmarkEnd w:id="4"/>
-    <w:p>
-      <w:pPr>
-        <w:jc w:val="left"/>
-        <w:rPr>
-          <w:rFonts w:hint="eastAsia"/>
-        </w:rPr>
-      </w:pPr>
-      <w:r>
-        <w:object w:dxaOrig="1508" w:dyaOrig="1045" w14:anchorId="2DB8C949">
-          <v:shape id="_x0000_i1027" type="#_x0000_t75" style="width:75.8pt;height:52.5pt" o:ole="">
-            <v:imagedata r:id="rId15" o:title=""/>
-          </v:shape>
-          <o:OLEObject Type="Embed" ProgID="Word.Document.12" ShapeID="_x0000_i1027" DrawAspect="Icon" ObjectID="_1828273024" r:id="rId16">
-            <o:FieldCodes>\s</o:FieldCodes>
-          </o:OLEObject>
-        </w:object>
-      </w:r>
-    </w:p>
-    <w:p>
-      <w:pPr>
-        <w:jc w:val="left"/>
-        <w:rPr>
-          <w:rFonts w:hint="eastAsia"/>
-        </w:rPr>
-      </w:pPr>
-    </w:p>
-    <w:p>
-      <w:pPr>
-        <w:jc w:val="left"/>
-        <w:rPr>
-          <w:rFonts w:hint="eastAsia"/>
-        </w:rPr>
-      </w:pPr>
+      <w:r>
+        <w:rPr>
+          <w:rFonts w:ascii="DengXian" w:eastAsia="DengXian" w:hAnsi="DengXian" w:cs="宋体"/>
+          <w:b/>
+          <w:bCs/>
+          <w:color w:val="000000"/>
+          <w:kern w:val="0"/>
+          <w:sz w:val="22"/>
+        </w:rPr>
+        <w:t>【腾讯文档】授权委托书</w:t>
+      </w:r>
+      <w:r>
+        <w:rPr>
+          <w:rFonts w:ascii="DengXian" w:eastAsia="DengXian" w:hAnsi="DengXian" w:cs="宋体" w:hint="eastAsia"/>
+          <w:b/>
+          <w:bCs/>
+          <w:color w:val="000000"/>
+          <w:kern w:val="0"/>
+          <w:sz w:val="22"/>
+        </w:rPr>
+        <w:t>模版</w:t>
+      </w:r>
     </w:p>
     <w:p>
       <w:pPr>
         <w:widowControl/>
         <w:jc w:val="left"/>
         <w:rPr>
-          <w:rFonts w:ascii="等线" w:eastAsia="等线" w:hAnsi="等线" w:cs="宋体" w:hint="eastAsia"/>
+          <w:rFonts w:ascii="DengXian" w:eastAsia="DengXian" w:hAnsi="DengXian" w:cs="宋体"/>
           <w:b/>
           <w:bCs/>
           <w:color w:val="000000"/>
@@ -1959,24 +1412,110 @@
           <w:sz w:val="22"/>
         </w:rPr>
       </w:pPr>
-      <w:r>
-        <w:rPr>
-          <w:rFonts w:ascii="等线" w:eastAsia="等线" w:hAnsi="等线" w:cs="宋体" w:hint="eastAsia"/>
+      <w:hyperlink r:id="rId13" w:history="1">
+        <w:r>
+          <w:rPr>
+            <w:rStyle w:val="a3"/>
+            <w:rFonts w:ascii="DengXian" w:eastAsia="DengXian" w:hAnsi="DengXian" w:cs="宋体"/>
+            <w:b/>
+            <w:bCs/>
+            <w:kern w:val="0"/>
+            <w:sz w:val="22"/>
+          </w:rPr>
+          <w:t>https://docs.qq.com/doc/DZkZxY1hoeUJWeUdT</w:t>
+        </w:r>
+      </w:hyperlink>
+    </w:p>
+    <w:p>
+      <w:pPr>
+        <w:widowControl/>
+        <w:jc w:val="left"/>
+        <w:rPr>
+          <w:rFonts w:ascii="DengXian" w:eastAsia="DengXian" w:hAnsi="DengXian" w:cs="宋体" w:hint="eastAsia"/>
           <w:b/>
           <w:bCs/>
           <w:color w:val="000000"/>
           <w:kern w:val="0"/>
           <w:sz w:val="22"/>
         </w:rPr>
-        <w:t>ADQ账号功能辅助参考（运营人员可自行操作）：</w:t>
-      </w:r>
+      </w:pPr>
+    </w:p>
+    <w:p>
+      <w:pPr>
+        <w:jc w:val="left"/>
+        <w:rPr>
+          <w:b/>
+          <w:bCs/>
+        </w:rPr>
+      </w:pPr>
+      <w:r>
+        <w:rPr>
+          <w:rFonts w:hint="eastAsia"/>
+          <w:b/>
+          <w:bCs/>
+        </w:rPr>
+        <w:t>如涉及境外客户，还需上传盖章境外广告业务承揽确认函，</w:t>
+      </w:r>
+      <w:r>
+        <w:rPr>
+          <w:rFonts w:hint="eastAsia"/>
+          <w:b/>
+          <w:bCs/>
+        </w:rPr>
+        <w:t>（模版</w:t>
+      </w:r>
+      <w:r>
+        <w:rPr>
+          <w:rFonts w:hint="eastAsia"/>
+          <w:b/>
+          <w:bCs/>
+          <w:sz w:val="22"/>
+          <w:szCs w:val="24"/>
+        </w:rPr>
+        <w:t>可向相关渠道经理询问</w:t>
+      </w:r>
+      <w:r>
+        <w:rPr>
+          <w:rFonts w:hint="eastAsia"/>
+          <w:b/>
+          <w:bCs/>
+          <w:sz w:val="22"/>
+          <w:szCs w:val="24"/>
+        </w:rPr>
+        <w:t>）</w:t>
+      </w:r>
+      <w:r>
+        <w:rPr>
+          <w:rFonts w:hint="eastAsia"/>
+          <w:b/>
+          <w:bCs/>
+        </w:rPr>
+        <w:t xml:space="preserve"> </w:t>
+      </w:r>
+    </w:p>
+    <w:p>
+      <w:pPr>
+        <w:jc w:val="left"/>
+        <w:rPr>
+          <w:rFonts w:hint="eastAsia"/>
+          <w:b/>
+          <w:bCs/>
+        </w:rPr>
+      </w:pPr>
+    </w:p>
+    <w:p>
+      <w:pPr>
+        <w:jc w:val="left"/>
+      </w:pPr>
     </w:p>
     <w:p>
       <w:pPr>
         <w:widowControl/>
         <w:jc w:val="left"/>
         <w:rPr>
-          <w:rFonts w:ascii="等线" w:eastAsia="等线" w:hAnsi="等线" w:cs="宋体" w:hint="eastAsia"/>
+          <w:rFonts w:ascii="DengXian" w:eastAsia="DengXian" w:hAnsi="DengXian" w:cs="宋体"/>
+          <w:b/>
+          <w:bCs/>
           <w:color w:val="000000"/>
           <w:kern w:val="0"/>
           <w:sz w:val="22"/>
@@ -1984,70 +1523,93 @@
       </w:pPr>
       <w:r>
         <w:rPr>
-          <w:rFonts w:ascii="等线" w:eastAsia="等线" w:hAnsi="等线" w:cs="宋体" w:hint="eastAsia"/>
+          <w:rFonts w:ascii="DengXian" w:eastAsia="DengXian" w:hAnsi="DengXian" w:cs="宋体" w:hint="eastAsia"/>
+          <w:b/>
+          <w:bCs/>
           <w:color w:val="000000"/>
           <w:kern w:val="0"/>
           <w:sz w:val="22"/>
         </w:rPr>
-        <w:t>一、</w:t>
-      </w:r>
-      <w:r>
-        <w:rPr>
-          <w:rFonts w:ascii="等线" w:eastAsia="等线" w:hAnsi="等线" w:cs="宋体" w:hint="eastAsia"/>
+        <w:t>ADQ账号功能辅助参考（运营人员可自行操作）：</w:t>
+      </w:r>
+    </w:p>
+    <w:p>
+      <w:pPr>
+        <w:widowControl/>
+        <w:jc w:val="left"/>
+        <w:rPr>
+          <w:rFonts w:ascii="DengXian" w:eastAsia="DengXian" w:hAnsi="DengXian" w:cs="宋体"/>
           <w:color w:val="000000"/>
           <w:kern w:val="0"/>
           <w:sz w:val="22"/>
         </w:rPr>
-        <w:t>A</w:t>
-      </w:r>
-      <w:r>
-        <w:rPr>
-          <w:rFonts w:ascii="等线" w:eastAsia="等线" w:hAnsi="等线" w:cs="宋体"/>
+      </w:pPr>
+      <w:r>
+        <w:rPr>
+          <w:rFonts w:ascii="DengXian" w:eastAsia="DengXian" w:hAnsi="DengXian" w:cs="宋体" w:hint="eastAsia"/>
           <w:color w:val="000000"/>
           <w:kern w:val="0"/>
           <w:sz w:val="22"/>
         </w:rPr>
-        <w:t>DQ</w:t>
-      </w:r>
-      <w:r>
-        <w:rPr>
-          <w:rFonts w:ascii="等线" w:eastAsia="等线" w:hAnsi="等线" w:cs="宋体" w:hint="eastAsia"/>
+        <w:t>一、</w:t>
+      </w:r>
+      <w:r>
+        <w:rPr>
+          <w:rFonts w:ascii="DengXian" w:eastAsia="DengXian" w:hAnsi="DengXian" w:cs="宋体" w:hint="eastAsia"/>
           <w:color w:val="000000"/>
           <w:kern w:val="0"/>
           <w:sz w:val="22"/>
         </w:rPr>
-        <w:t>公众号授权</w:t>
-      </w:r>
-      <w:r>
-        <w:rPr>
-          <w:rFonts w:ascii="等线" w:eastAsia="等线" w:hAnsi="等线" w:cs="宋体" w:hint="eastAsia"/>
+        <w:t>A</w:t>
+      </w:r>
+      <w:r>
+        <w:rPr>
+          <w:rFonts w:ascii="DengXian" w:eastAsia="DengXian" w:hAnsi="DengXian" w:cs="宋体"/>
           <w:color w:val="000000"/>
           <w:kern w:val="0"/>
           <w:sz w:val="22"/>
         </w:rPr>
-        <w:t>（原M</w:t>
-      </w:r>
-      <w:r>
-        <w:rPr>
-          <w:rFonts w:ascii="等线" w:eastAsia="等线" w:hAnsi="等线" w:cs="宋体"/>
+        <w:t>DQ</w:t>
+      </w:r>
+      <w:r>
+        <w:rPr>
+          <w:rFonts w:ascii="DengXian" w:eastAsia="DengXian" w:hAnsi="DengXian" w:cs="宋体" w:hint="eastAsia"/>
           <w:color w:val="000000"/>
           <w:kern w:val="0"/>
           <w:sz w:val="22"/>
         </w:rPr>
-        <w:t>P</w:t>
-      </w:r>
-      <w:r>
-        <w:rPr>
-          <w:rFonts w:ascii="等线" w:eastAsia="等线" w:hAnsi="等线" w:cs="宋体" w:hint="eastAsia"/>
+        <w:t>公众号授权</w:t>
+      </w:r>
+      <w:r>
+        <w:rPr>
+          <w:rFonts w:ascii="DengXian" w:eastAsia="DengXian" w:hAnsi="DengXian" w:cs="宋体" w:hint="eastAsia"/>
           <w:color w:val="000000"/>
           <w:kern w:val="0"/>
           <w:sz w:val="22"/>
         </w:rPr>
+        <w:t>（原M</w:t>
+      </w:r>
+      <w:r>
+        <w:rPr>
+          <w:rFonts w:ascii="DengXian" w:eastAsia="DengXian" w:hAnsi="DengXian" w:cs="宋体"/>
+          <w:color w:val="000000"/>
+          <w:kern w:val="0"/>
+          <w:sz w:val="22"/>
+        </w:rPr>
+        <w:t>P</w:t>
+      </w:r>
+      <w:r>
+        <w:rPr>
+          <w:rFonts w:ascii="DengXian" w:eastAsia="DengXian" w:hAnsi="DengXian" w:cs="宋体" w:hint="eastAsia"/>
+          <w:color w:val="000000"/>
+          <w:kern w:val="0"/>
+          <w:sz w:val="22"/>
+        </w:rPr>
         <w:t>账号功能）</w:t>
       </w:r>
       <w:r>
         <w:rPr>
-          <w:rFonts w:ascii="等线" w:eastAsia="等线" w:hAnsi="等线" w:cs="宋体" w:hint="eastAsia"/>
+          <w:rFonts w:ascii="DengXian" w:eastAsia="DengXian" w:hAnsi="DengXian" w:cs="宋体" w:hint="eastAsia"/>
           <w:color w:val="000000"/>
           <w:kern w:val="0"/>
           <w:sz w:val="22"/>
@@ -2063,9 +1625,6 @@
           <w:numId w:val="2"/>
         </w:numPr>
         <w:ind w:firstLineChars="0"/>
-        <w:rPr>
-          <w:rFonts w:hint="eastAsia"/>
-        </w:rPr>
       </w:pPr>
       <w:r>
         <w:rPr>
@@ -2076,19 +1635,11 @@
       <w:r>
         <w:t xml:space="preserve">DQ </w:t>
       </w:r>
-      <w:proofErr w:type="gramStart"/>
-      <w:r>
-        <w:rPr>
-          <w:rFonts w:hint="eastAsia"/>
-        </w:rPr>
-        <w:t>子客</w:t>
-      </w:r>
-      <w:proofErr w:type="gramEnd"/>
-      <w:r>
-        <w:rPr>
-          <w:rFonts w:hint="eastAsia"/>
-        </w:rPr>
-        <w:t>I</w:t>
+      <w:r>
+        <w:rPr>
+          <w:rFonts w:hint="eastAsia"/>
+        </w:rPr>
+        <w:t>子客I</w:t>
       </w:r>
       <w:r>
         <w:t>D</w:t>
@@ -2103,25 +1654,13 @@
           <w:numId w:val="2"/>
         </w:numPr>
         <w:ind w:firstLineChars="0"/>
-        <w:rPr>
-          <w:rFonts w:hint="eastAsia"/>
-        </w:rPr>
-      </w:pPr>
-      <w:proofErr w:type="gramStart"/>
-      <w:r>
-        <w:rPr>
-          <w:rFonts w:hint="eastAsia"/>
-        </w:rPr>
-        <w:t>需客户</w:t>
-      </w:r>
-      <w:proofErr w:type="gramEnd"/>
-      <w:r>
-        <w:rPr>
-          <w:rFonts w:hint="eastAsia"/>
-        </w:rPr>
-        <w:t xml:space="preserve">提供 </w:t>
-      </w:r>
-      <w:proofErr w:type="gramStart"/>
+      </w:pPr>
+      <w:r>
+        <w:rPr>
+          <w:rFonts w:hint="eastAsia"/>
+        </w:rPr>
+        <w:t xml:space="preserve">需客户提供 </w:t>
+      </w:r>
       <w:r>
         <w:rPr>
           <w:rFonts w:hint="eastAsia"/>
@@ -2131,7 +1670,6 @@
         <w:t>微信公众号</w:t>
       </w:r>
       <w:proofErr w:type="spellStart"/>
-      <w:proofErr w:type="gramEnd"/>
       <w:r>
         <w:rPr>
           <w:rFonts w:ascii="Helvetica" w:hAnsi="Helvetica"/>
@@ -2155,36 +1693,11 @@
         <w:rPr>
           <w:rFonts w:hint="eastAsia"/>
         </w:rPr>
-        <w:t>进行校验（视系统校验结果可能需补充资料），校验成功后系统会生成二维码，客户使用广告</w:t>
-      </w:r>
-      <w:proofErr w:type="gramStart"/>
-      <w:r>
-        <w:rPr>
-          <w:rFonts w:hint="eastAsia"/>
-        </w:rPr>
-        <w:t>主微信账号扫码</w:t>
-      </w:r>
-      <w:proofErr w:type="gramEnd"/>
-      <w:r>
-        <w:rPr>
-          <w:rFonts w:hint="eastAsia"/>
-        </w:rPr>
-        <w:t>授权，完成授权绑定</w:t>
-      </w:r>
-    </w:p>
-    <w:p>
-      <w:pPr>
-        <w:rPr>
-          <w:rFonts w:hint="eastAsia"/>
-        </w:rPr>
-      </w:pPr>
-    </w:p>
-    <w:p>
-      <w:pPr>
-        <w:rPr>
-          <w:rFonts w:hint="eastAsia"/>
-        </w:rPr>
-      </w:pPr>
+        <w:t>进行校验（视系统校验结果可能需补充资料），校验成功后系统会生成二维码，客户使用广告主微信账号扫码授权，完成授权绑定</w:t>
+      </w:r>
+    </w:p>
+    <w:p/>
+    <w:p>
       <w:r>
         <w:rPr>
           <w:rFonts w:hint="eastAsia"/>
@@ -2195,57 +1708,12 @@
     <w:p>
       <w:pPr>
         <w:jc w:val="left"/>
-        <w:rPr>
-          <w:rFonts w:hint="eastAsia"/>
-        </w:rPr>
-      </w:pPr>
-      <w:r>
-        <w:rPr>
-          <w:rFonts w:hint="eastAsia"/>
-        </w:rPr>
-        <w:t>1、需提前确认客户的</w:t>
-      </w:r>
-      <w:proofErr w:type="gramStart"/>
-      <w:r>
-        <w:rPr>
-          <w:rFonts w:hint="eastAsia"/>
-        </w:rPr>
-        <w:t>广告主微信号</w:t>
-      </w:r>
-      <w:proofErr w:type="gramEnd"/>
-      <w:r>
-        <w:rPr>
-          <w:rFonts w:hint="eastAsia"/>
-        </w:rPr>
-        <w:t>已开通广告主功能，广告主功能</w:t>
-      </w:r>
-      <w:proofErr w:type="gramStart"/>
-      <w:r>
-        <w:rPr>
-          <w:rFonts w:hint="eastAsia"/>
-        </w:rPr>
-        <w:t>需客户</w:t>
-      </w:r>
-      <w:proofErr w:type="gramEnd"/>
-      <w:r>
-        <w:rPr>
-          <w:rFonts w:hint="eastAsia"/>
-        </w:rPr>
-        <w:t>自行登录</w:t>
-      </w:r>
-      <w:proofErr w:type="gramStart"/>
-      <w:r>
-        <w:rPr>
-          <w:rFonts w:hint="eastAsia"/>
-        </w:rPr>
-        <w:t>微信公众号</w:t>
-      </w:r>
-      <w:proofErr w:type="gramEnd"/>
-      <w:r>
-        <w:rPr>
-          <w:rFonts w:hint="eastAsia"/>
-        </w:rPr>
-        <w:t>平台开通。</w:t>
+      </w:pPr>
+      <w:r>
+        <w:rPr>
+          <w:rFonts w:hint="eastAsia"/>
+        </w:rPr>
+        <w:t>1、需提前确认客户的广告主微信号已开通广告主功能，广告主功能需客户自行登录微信公众号平台开通。</w:t>
       </w:r>
     </w:p>
     <w:p>
@@ -2253,7 +1721,7 @@
         <w:pStyle w:val="aa"/>
         <w:spacing w:before="0" w:beforeAutospacing="0" w:after="0" w:afterAutospacing="0"/>
         <w:rPr>
-          <w:rFonts w:ascii="等线" w:eastAsia="等线" w:hAnsi="等线" w:hint="eastAsia"/>
+          <w:rFonts w:ascii="DengXian" w:eastAsia="DengXian" w:hAnsi="DengXian"/>
           <w:sz w:val="21"/>
           <w:szCs w:val="21"/>
           <w14:ligatures w14:val="standardContextual"/>
@@ -2267,7 +1735,7 @@
       </w:r>
       <w:r>
         <w:rPr>
-          <w:rFonts w:ascii="等线" w:eastAsia="等线" w:hAnsi="等线" w:hint="eastAsia"/>
+          <w:rFonts w:ascii="DengXian" w:eastAsia="DengXian" w:hAnsi="DengXian" w:hint="eastAsia"/>
           <w:sz w:val="21"/>
           <w:szCs w:val="21"/>
           <w14:ligatures w14:val="standardContextual"/>
@@ -2277,7 +1745,7 @@
       <w:proofErr w:type="spellStart"/>
       <w:r>
         <w:rPr>
-          <w:rFonts w:ascii="等线" w:eastAsia="等线" w:hAnsi="等线" w:hint="eastAsia"/>
+          <w:rFonts w:ascii="DengXian" w:eastAsia="DengXian" w:hAnsi="DengXian" w:hint="eastAsia"/>
           <w:sz w:val="21"/>
           <w:szCs w:val="21"/>
           <w14:ligatures w14:val="standardContextual"/>
@@ -2287,7 +1755,7 @@
       <w:proofErr w:type="spellEnd"/>
       <w:r>
         <w:rPr>
-          <w:rFonts w:ascii="等线" w:eastAsia="等线" w:hAnsi="等线" w:hint="eastAsia"/>
+          <w:rFonts w:ascii="DengXian" w:eastAsia="DengXian" w:hAnsi="DengXian" w:hint="eastAsia"/>
           <w:sz w:val="21"/>
           <w:szCs w:val="21"/>
           <w14:ligatures w14:val="standardContextual"/>
@@ -2313,7 +1781,7 @@
       <w:r>
         <w:rPr>
           <w:rStyle w:val="a3"/>
-          <w:rFonts w:ascii="等线" w:eastAsia="等线" w:hAnsi="等线" w:hint="eastAsia"/>
+          <w:rFonts w:ascii="DengXian" w:eastAsia="DengXian" w:hAnsi="DengXian" w:hint="eastAsia"/>
           <w:sz w:val="21"/>
           <w:szCs w:val="21"/>
           <w14:ligatures w14:val="standardContextual"/>
@@ -2325,7 +1793,7 @@
       </w:r>
       <w:r>
         <w:rPr>
-          <w:rFonts w:ascii="等线" w:eastAsia="等线" w:hAnsi="等线" w:hint="eastAsia"/>
+          <w:rFonts w:ascii="DengXian" w:eastAsia="DengXian" w:hAnsi="DengXian" w:hint="eastAsia"/>
           <w:sz w:val="21"/>
           <w:szCs w:val="21"/>
           <w14:ligatures w14:val="standardContextual"/>
@@ -2334,7 +1802,7 @@
       </w:r>
       <w:r>
         <w:rPr>
-          <w:rFonts w:ascii="等线" w:eastAsia="等线" w:hAnsi="等线" w:hint="eastAsia"/>
+          <w:rFonts w:ascii="DengXian" w:eastAsia="DengXian" w:hAnsi="DengXian" w:hint="eastAsia"/>
           <w:sz w:val="21"/>
           <w:szCs w:val="21"/>
           <w14:ligatures w14:val="standardContextual"/>
@@ -2344,7 +1812,7 @@
       <w:proofErr w:type="spellStart"/>
       <w:r>
         <w:rPr>
-          <w:rFonts w:ascii="等线" w:eastAsia="等线" w:hAnsi="等线"/>
+          <w:rFonts w:ascii="DengXian" w:eastAsia="DengXian" w:hAnsi="DengXian"/>
           <w:sz w:val="21"/>
           <w:szCs w:val="21"/>
           <w14:ligatures w14:val="standardContextual"/>
@@ -2354,7 +1822,7 @@
       <w:proofErr w:type="spellEnd"/>
       <w:r>
         <w:rPr>
-          <w:rFonts w:ascii="等线" w:eastAsia="等线" w:hAnsi="等线" w:hint="eastAsia"/>
+          <w:rFonts w:ascii="DengXian" w:eastAsia="DengXian" w:hAnsi="DengXian" w:hint="eastAsia"/>
           <w:sz w:val="21"/>
           <w:szCs w:val="21"/>
           <w14:ligatures w14:val="standardContextual"/>
@@ -2364,7 +1832,7 @@
       <w:proofErr w:type="spellStart"/>
       <w:r>
         <w:rPr>
-          <w:rFonts w:ascii="等线" w:eastAsia="等线" w:hAnsi="等线"/>
+          <w:rFonts w:ascii="DengXian" w:eastAsia="DengXian" w:hAnsi="DengXian"/>
           <w:sz w:val="21"/>
           <w:szCs w:val="21"/>
           <w14:ligatures w14:val="standardContextual"/>
@@ -2374,7 +1842,7 @@
       <w:proofErr w:type="spellEnd"/>
       <w:r>
         <w:rPr>
-          <w:rFonts w:ascii="等线" w:eastAsia="等线" w:hAnsi="等线" w:hint="eastAsia"/>
+          <w:rFonts w:ascii="DengXian" w:eastAsia="DengXian" w:hAnsi="DengXian" w:hint="eastAsia"/>
           <w:sz w:val="21"/>
           <w:szCs w:val="21"/>
           <w14:ligatures w14:val="standardContextual"/>
@@ -2383,7 +1851,7 @@
       </w:r>
       <w:r>
         <w:rPr>
-          <w:rFonts w:ascii="等线" w:eastAsia="等线" w:hAnsi="等线"/>
+          <w:rFonts w:ascii="DengXian" w:eastAsia="DengXian" w:hAnsi="DengXian"/>
           <w:sz w:val="21"/>
           <w:szCs w:val="21"/>
           <w14:ligatures w14:val="standardContextual"/>
@@ -2392,7 +1860,7 @@
       </w:r>
       <w:r>
         <w:rPr>
-          <w:rFonts w:ascii="等线" w:eastAsia="等线" w:hAnsi="等线" w:hint="eastAsia"/>
+          <w:rFonts w:ascii="DengXian" w:eastAsia="DengXian" w:hAnsi="DengXian" w:hint="eastAsia"/>
           <w:sz w:val="21"/>
           <w:szCs w:val="21"/>
           <w14:ligatures w14:val="standardContextual"/>
@@ -2402,7 +1870,7 @@
       <w:proofErr w:type="spellStart"/>
       <w:r>
         <w:rPr>
-          <w:rFonts w:ascii="等线" w:eastAsia="等线" w:hAnsi="等线"/>
+          <w:rFonts w:ascii="DengXian" w:eastAsia="DengXian" w:hAnsi="DengXian"/>
           <w:sz w:val="21"/>
           <w:szCs w:val="21"/>
           <w14:ligatures w14:val="standardContextual"/>
@@ -2412,7 +1880,7 @@
       <w:proofErr w:type="spellEnd"/>
       <w:r>
         <w:rPr>
-          <w:rFonts w:ascii="等线" w:eastAsia="等线" w:hAnsi="等线"/>
+          <w:rFonts w:ascii="DengXian" w:eastAsia="DengXian" w:hAnsi="DengXian"/>
           <w:sz w:val="21"/>
           <w:szCs w:val="21"/>
           <w14:ligatures w14:val="standardContextual"/>
@@ -2421,7 +1889,7 @@
       </w:r>
       <w:r>
         <w:rPr>
-          <w:rFonts w:ascii="等线" w:eastAsia="等线" w:hAnsi="等线" w:hint="eastAsia"/>
+          <w:rFonts w:ascii="DengXian" w:eastAsia="DengXian" w:hAnsi="DengXian" w:hint="eastAsia"/>
           <w:sz w:val="21"/>
           <w:szCs w:val="21"/>
           <w14:ligatures w14:val="standardContextual"/>
@@ -2429,19 +1897,8 @@
         <w:t>开头一串编号）</w:t>
       </w:r>
     </w:p>
-    <w:p>
-      <w:pPr>
-        <w:rPr>
-          <w:rFonts w:hint="eastAsia"/>
-        </w:rPr>
-      </w:pPr>
-    </w:p>
-    <w:p>
-      <w:pPr>
-        <w:rPr>
-          <w:rFonts w:hint="eastAsia"/>
-        </w:rPr>
-      </w:pPr>
+    <w:p/>
+    <w:p>
       <w:r>
         <w:rPr>
           <w:rFonts w:hint="eastAsia"/>
@@ -2450,11 +1907,6 @@
       </w:r>
     </w:p>
     <w:p>
-      <w:pPr>
-        <w:rPr>
-          <w:rFonts w:hint="eastAsia"/>
-        </w:rPr>
-      </w:pPr>
       <w:r>
         <w:rPr>
           <w:rFonts w:hint="eastAsia"/>
@@ -2477,7 +1929,6 @@
     <w:p>
       <w:pPr>
         <w:rPr>
-          <w:rFonts w:hint="eastAsia"/>
           <w:b/>
           <w:bCs/>
         </w:rPr>
@@ -2559,11 +2010,6 @@
       </w:r>
     </w:p>
     <w:p>
-      <w:pPr>
-        <w:rPr>
-          <w:rFonts w:hint="eastAsia"/>
-        </w:rPr>
-      </w:pPr>
       <w:r>
         <w:rPr>
           <w:rFonts w:hint="eastAsia"/>
@@ -2579,68 +2025,83 @@
         <w:t>等待审核结果</w:t>
       </w:r>
     </w:p>
-    <w:bookmarkStart w:id="5" w:name="_MON_1822035502"/>
-    <w:bookmarkEnd w:id="5"/>
-    <w:p>
-      <w:pPr>
-        <w:rPr>
-          <w:rFonts w:hint="eastAsia"/>
-        </w:rPr>
-      </w:pPr>
-      <w:r>
-        <w:rPr>
-          <w:rFonts w:hint="eastAsia"/>
-        </w:rPr>
-        <w:object w:dxaOrig="1508" w:dyaOrig="1045" w14:anchorId="062D3AC3">
-          <v:shape id="_x0000_i1031" type="#_x0000_t75" style="width:75.4pt;height:52.25pt" o:ole="">
-            <v:imagedata r:id="rId17" o:title=""/>
-          </v:shape>
-          <o:OLEObject Type="Embed" ProgID="Word.Document.12" ShapeID="_x0000_i1031" DrawAspect="Icon" ObjectID="_1828273025" r:id="rId18">
-            <o:FieldCodes>\s</o:FieldCodes>
-          </o:OLEObject>
-        </w:object>
-      </w:r>
-    </w:p>
-    <w:p>
-      <w:pPr>
-        <w:rPr>
-          <w:rFonts w:hint="eastAsia"/>
-          <w:b/>
-          <w:bCs/>
-          <w:sz w:val="22"/>
-          <w:szCs w:val="24"/>
-        </w:rPr>
-      </w:pPr>
-      <w:r>
-        <w:rPr>
-          <w:rFonts w:hint="eastAsia"/>
-          <w:b/>
-          <w:bCs/>
-          <w:sz w:val="22"/>
-          <w:szCs w:val="24"/>
-        </w:rPr>
-        <w:t>（授权函模板，双击可打开）</w:t>
-      </w:r>
-    </w:p>
-    <w:p>
-      <w:pPr>
-        <w:rPr>
-          <w:rFonts w:hint="eastAsia"/>
-        </w:rPr>
-      </w:pPr>
-      <w:hyperlink r:id="rId19" w:tgtFrame="_blank" w:tooltip="https://doc.weixin.qq.com/doc/w3_ackargbdafwno1jinistxaag4tdod?scode=ajeaiqdfaaovai01ujazya0waraoe" w:history="1">
+    <w:p>
+      <w:r>
+        <w:t>【腾讯文档】小程序推广授权函</w:t>
+      </w:r>
+      <w:r>
+        <w:rPr>
+          <w:rFonts w:hint="eastAsia"/>
+        </w:rPr>
+        <w:t>模版</w:t>
+      </w:r>
+      <w:hyperlink r:id="rId14" w:history="1">
         <w:r>
           <w:rPr>
             <w:rStyle w:val="a3"/>
           </w:rPr>
-          <w:t>https://doc.weixin.qq.com/doc/w3_ACkARgbdAFwno1jInisTXaAg4TDod?scode=AJEAIQdfAAoVAI01ujAZYA0waRAOE</w:t>
+          <w:t>https://docs.qq.com/doc/DTHNIY1JlQWpkaUZ1</w:t>
         </w:r>
       </w:hyperlink>
     </w:p>
+    <w:p/>
+    <w:p>
+      <w:pPr>
+        <w:rPr>
+          <w:rFonts w:hint="eastAsia"/>
+        </w:rPr>
+      </w:pPr>
+      <w:r>
+        <w:t>线上资产-小程序主体备案审核（广告主查看）</w:t>
+      </w:r>
+    </w:p>
+    <w:p>
+      <w:hyperlink r:id="rId15" w:tgtFrame="_blank" w:tooltip="https://doc.weixin.qq.com/doc/w3_ackargbdafwno1jinistxaag4tdod?scode=ajeaiqdfaaovai01ujazya0waraoe" w:history="1">
+        <w:r>
+          <w:rPr>
+            <w:rStyle w:val="a3"/>
+          </w:rPr>
+          <w:t>https://doc.weixin.qq.com/doc/w3_ACkARgbd</w:t>
+        </w:r>
+        <w:r>
+          <w:rPr>
+            <w:rStyle w:val="a3"/>
+          </w:rPr>
+          <w:t>A</w:t>
+        </w:r>
+        <w:r>
+          <w:rPr>
+            <w:rStyle w:val="a3"/>
+          </w:rPr>
+          <w:t>Fwno1jInisTXaAg4TDod?scode=AJEAIQdfAAoVAI01ujAZYA0wa</w:t>
+        </w:r>
+        <w:r>
+          <w:rPr>
+            <w:rStyle w:val="a3"/>
+          </w:rPr>
+          <w:t>R</w:t>
+        </w:r>
+        <w:r>
+          <w:rPr>
+            <w:rStyle w:val="a3"/>
+          </w:rPr>
+          <w:t>AOE</w:t>
+        </w:r>
+      </w:hyperlink>
+    </w:p>
+    <w:p/>
+    <w:p/>
+    <w:p>
+      <w:pPr>
+        <w:rPr>
+          <w:rFonts w:hint="eastAsia"/>
+        </w:rPr>
+      </w:pPr>
+    </w:p>
     <w:sectPr>
-      <w:footerReference w:type="even" r:id="rId20"/>
-      <w:footerReference w:type="default" r:id="rId21"/>
-      <w:footerReference w:type="first" r:id="rId22"/>
+      <w:footerReference w:type="even" r:id="rId16"/>
+      <w:footerReference w:type="default" r:id="rId17"/>
+      <w:footerReference w:type="first" r:id="rId18"/>
       <w:pgSz w:w="11906" w:h="16838"/>
       <w:pgMar w:top="1440" w:right="1800" w:bottom="1440" w:left="1800" w:header="851" w:footer="992" w:gutter="0"/>
       <w:cols w:space="425"/>
@@ -2654,11 +2115,6 @@
 <w:endnotes xmlns:wpc="http://schemas.microsoft.com/office/word/2010/wordprocessingCanvas" xmlns:cx="http://schemas.microsoft.com/office/drawing/2014/chartex" xmlns:cx1="http://schemas.microsoft.com/office/drawing/2015/9/8/chartex" xmlns:cx2="http://schemas.microsoft.com/office/drawing/2015/10/21/chartex" xmlns:cx3="http://schemas.microsoft.com/office/drawing/2016/5/9/chartex" xmlns:cx4="http://schemas.microsoft.com/office/drawing/2016/5/10/chartex" xmlns:cx5="http://schemas.microsoft.com/office/drawing/2016/5/11/chartex" xmlns:cx6="http://schemas.microsoft.com/office/drawing/2016/5/12/chartex" xmlns:cx7="http://schemas.microsoft.com/office/drawing/2016/5/13/chartex" xmlns:cx8="http://schemas.microsoft.com/office/drawing/2016/5/14/chartex" xmlns:mc="http://schemas.openxmlformats.org/markup-compatibility/2006" xmlns:aink="http://schemas.microsoft.com/office/drawing/2016/ink" xmlns:am3d="http://schemas.microsoft.com/office/drawing/2017/model3d" xmlns:o="urn:schemas-microsoft-com:office:office" xmlns:oel="http://schemas.microsoft.com/office/2019/extlst" xmlns:r="http://schemas.openxmlformats.org/officeDocument/2006/relationships" xmlns:m="http://schemas.openxmlformats.org/officeDocument/2006/math" xmlns:v="urn:schemas-microsoft-com:vml" xmlns:wp14="http://schemas.microsoft.com/office/word/2010/wordprocessingDrawing" xmlns:wp="http://schemas.openxmlformats.org/drawingml/2006/wordprocessingDrawing" xmlns:w10="urn:schemas-microsoft-com:office:word" xmlns:w="http://schemas.openxmlformats.org/wordprocessingml/2006/main" xmlns:w14="http://schemas.microsoft.com/office/word/2010/wordml" xmlns:w15="http://schemas.microsoft.com/office/word/2012/wordml" xmlns:w16cex="http://schemas.microsoft.com/office/word/2018/wordml/cex" xmlns:w16cid="http://schemas.microsoft.com/office/word/2016/wordml/cid" xmlns:w16="http://schemas.microsoft.com/office/word/2018/wordml" xmlns:w16du="http://schemas.microsoft.com/office/word/2023/wordml/word16du" xmlns:w16sdtdh="http://schemas.microsoft.com/office/word/2020/wordml/sdtdatahash" xmlns:w16sdtfl="http://schemas.microsoft.com/office/word/2024/wordml/sdtformatlock" xmlns:w16se="http://schemas.microsoft.com/office/word/2015/wordml/symex" xmlns:wpg="http://schemas.microsoft.com/office/word/2010/wordprocessingGroup" xmlns:wpi="http://schemas.microsoft.com/office/word/2010/wordprocessingInk" xmlns:wne="http://schemas.microsoft.com/office/word/2006/wordml" xmlns:wps="http://schemas.microsoft.com/office/word/2010/wordprocessingShape" mc:Ignorable="w14 w15 w16se w16cid w16 w16cex w16sdtdh w16sdtfl w16du wp14">
   <w:endnote w:type="separator" w:id="-1">
     <w:p>
-      <w:pPr>
-        <w:rPr>
-          <w:rFonts w:hint="eastAsia"/>
-        </w:rPr>
-      </w:pPr>
       <w:r>
         <w:separator/>
       </w:r>
@@ -2666,11 +2122,6 @@
   </w:endnote>
   <w:endnote w:type="continuationSeparator" w:id="0">
     <w:p>
-      <w:pPr>
-        <w:rPr>
-          <w:rFonts w:hint="eastAsia"/>
-        </w:rPr>
-      </w:pPr>
       <w:r>
         <w:continuationSeparator/>
       </w:r>
@@ -2684,9 +2135,6 @@
   <w:p>
     <w:pPr>
       <w:pStyle w:val="a8"/>
-      <w:rPr>
-        <w:rFonts w:hint="eastAsia"/>
-      </w:rPr>
     </w:pPr>
     <w:r>
       <w:rPr>
@@ -2774,7 +2222,7 @@
               <v:stroke joinstyle="miter"/>
               <v:path gradientshapeok="t" o:connecttype="rect"/>
             </v:shapetype>
-            <v:shape id="文本框 2" o:spid="_x0000_s1026" type="#_x0000_t202" alt="Confidential - Not for Public Consumption or Distribution" style="position:absolute;margin-left:0;margin-top:0;width:230.55pt;height:27.2pt;z-index:251659264;visibility:visible;mso-wrap-style:none;mso-wrap-distance-left:0;mso-wrap-distance-top:0;mso-wrap-distance-right:0;mso-wrap-distance-bottom:0;mso-position-horizontal:center;mso-position-horizontal-relative:page;mso-position-vertical:bottom;mso-position-vertical-relative:page;v-text-anchor:bottom" o:gfxdata="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" filled="f" stroked="f">
+            <v:shape id="文本框 2" o:spid="_x0000_s1026" type="#_x0000_t202" alt="Confidential - Not for Public Consumption or Distribution" style="position:absolute;margin-left:0;margin-top:0;width:230.55pt;height:27.2pt;z-index:251659264;visibility:visible;mso-wrap-style:none;mso-wrap-distance-left:0;mso-wrap-distance-top:0;mso-wrap-distance-right:0;mso-wrap-distance-bottom:0;mso-position-horizontal:center;mso-position-horizontal-relative:page;mso-position-vertical:bottom;mso-position-vertical-relative:page;v-text-anchor:bottom" o:gfxdata="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" filled="f" stroked="f">
               <v:textbox style="mso-fit-shape-to-text:t" inset="0,0,0,15pt">
                 <w:txbxContent>
                   <w:p>
@@ -2815,9 +2263,6 @@
   <w:p>
     <w:pPr>
       <w:pStyle w:val="a8"/>
-      <w:rPr>
-        <w:rFonts w:hint="eastAsia"/>
-      </w:rPr>
     </w:pPr>
     <w:r>
       <w:rPr>
@@ -2905,7 +2350,7 @@
               <v:stroke joinstyle="miter"/>
               <v:path gradientshapeok="t" o:connecttype="rect"/>
             </v:shapetype>
-            <v:shape id="文本框 3" o:spid="_x0000_s1027" type="#_x0000_t202" alt="Confidential - Not for Public Consumption or Distribution" style="position:absolute;margin-left:0;margin-top:0;width:230.55pt;height:27.2pt;z-index:251660288;visibility:visible;mso-wrap-style:none;mso-wrap-distance-left:0;mso-wrap-distance-top:0;mso-wrap-distance-right:0;mso-wrap-distance-bottom:0;mso-position-horizontal:center;mso-position-horizontal-relative:page;mso-position-vertical:bottom;mso-position-vertical-relative:page;v-text-anchor:bottom" o:gfxdata="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" filled="f" stroked="f">
+            <v:shape id="文本框 3" o:spid="_x0000_s1027" type="#_x0000_t202" alt="Confidential - Not for Public Consumption or Distribution" style="position:absolute;margin-left:0;margin-top:0;width:230.55pt;height:27.2pt;z-index:251660288;visibility:visible;mso-wrap-style:none;mso-wrap-distance-left:0;mso-wrap-distance-top:0;mso-wrap-distance-right:0;mso-wrap-distance-bottom:0;mso-position-horizontal:center;mso-position-horizontal-relative:page;mso-position-vertical:bottom;mso-position-vertical-relative:page;v-text-anchor:bottom" o:gfxdata="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" filled="f" stroked="f">
               <v:textbox style="mso-fit-shape-to-text:t" inset="0,0,0,15pt">
                 <w:txbxContent>
                   <w:p>
@@ -2946,9 +2391,6 @@
   <w:p>
     <w:pPr>
       <w:pStyle w:val="a8"/>
-      <w:rPr>
-        <w:rFonts w:hint="eastAsia"/>
-      </w:rPr>
     </w:pPr>
     <w:r>
       <w:rPr>
@@ -3036,7 +2478,7 @@
               <v:stroke joinstyle="miter"/>
               <v:path gradientshapeok="t" o:connecttype="rect"/>
             </v:shapetype>
-            <v:shape id="文本框 1" o:spid="_x0000_s1028" type="#_x0000_t202" alt="Confidential - Not for Public Consumption or Distribution" style="position:absolute;margin-left:0;margin-top:0;width:230.55pt;height:27.2pt;z-index:251658240;visibility:visible;mso-wrap-style:none;mso-wrap-distance-left:0;mso-wrap-distance-top:0;mso-wrap-distance-right:0;mso-wrap-distance-bottom:0;mso-position-horizontal:center;mso-position-horizontal-relative:page;mso-position-vertical:bottom;mso-position-vertical-relative:page;v-text-anchor:bottom" o:gfxdata="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" filled="f" stroked="f">
+            <v:shape id="文本框 1" o:spid="_x0000_s1028" type="#_x0000_t202" alt="Confidential - Not for Public Consumption or Distribution" style="position:absolute;margin-left:0;margin-top:0;width:230.55pt;height:27.2pt;z-index:251658240;visibility:visible;mso-wrap-style:none;mso-wrap-distance-left:0;mso-wrap-distance-top:0;mso-wrap-distance-right:0;mso-wrap-distance-bottom:0;mso-position-horizontal:center;mso-position-horizontal-relative:page;mso-position-vertical:bottom;mso-position-vertical-relative:page;v-text-anchor:bottom" o:gfxdata="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" filled="f" stroked="f">
               <v:textbox style="mso-fit-shape-to-text:t" inset="0,0,0,15pt">
                 <w:txbxContent>
                   <w:p>
@@ -3076,11 +2518,6 @@
 <w:footnotes xmlns:wpc="http://schemas.microsoft.com/office/word/2010/wordprocessingCanvas" xmlns:cx="http://schemas.microsoft.com/office/drawing/2014/chartex" xmlns:cx1="http://schemas.microsoft.com/office/drawing/2015/9/8/chartex" xmlns:cx2="http://schemas.microsoft.com/office/drawing/2015/10/21/chartex" xmlns:cx3="http://schemas.microsoft.com/office/drawing/2016/5/9/chartex" xmlns:cx4="http://schemas.microsoft.com/office/drawing/2016/5/10/chartex" xmlns:cx5="http://schemas.microsoft.com/office/drawing/2016/5/11/chartex" xmlns:cx6="http://schemas.microsoft.com/office/drawing/2016/5/12/chartex" xmlns:cx7="http://schemas.microsoft.com/office/drawing/2016/5/13/chartex" xmlns:cx8="http://schemas.microsoft.com/office/drawing/2016/5/14/chartex" xmlns:mc="http://schemas.openxmlformats.org/markup-compatibility/2006" xmlns:aink="http://schemas.microsoft.com/office/drawing/2016/ink" xmlns:am3d="http://schemas.microsoft.com/office/drawing/2017/model3d" xmlns:o="urn:schemas-microsoft-com:office:office" xmlns:oel="http://schemas.microsoft.com/office/2019/extlst" xmlns:r="http://schemas.openxmlformats.org/officeDocument/2006/relationships" xmlns:m="http://schemas.openxmlformats.org/officeDocument/2006/math" xmlns:v="urn:schemas-microsoft-com:vml" xmlns:wp14="http://schemas.microsoft.com/office/word/2010/wordprocessingDrawing" xmlns:wp="http://schemas.openxmlformats.org/drawingml/2006/wordprocessingDrawing" xmlns:w10="urn:schemas-microsoft-com:office:word" xmlns:w="http://schemas.openxmlformats.org/wordprocessingml/2006/main" xmlns:w14="http://schemas.microsoft.com/office/word/2010/wordml" xmlns:w15="http://schemas.microsoft.com/office/word/2012/wordml" xmlns:w16cex="http://schemas.microsoft.com/office/word/2018/wordml/cex" xmlns:w16cid="http://schemas.microsoft.com/office/word/2016/wordml/cid" xmlns:w16="http://schemas.microsoft.com/office/word/2018/wordml" xmlns:w16du="http://schemas.microsoft.com/office/word/2023/wordml/word16du" xmlns:w16sdtdh="http://schemas.microsoft.com/office/word/2020/wordml/sdtdatahash" xmlns:w16sdtfl="http://schemas.microsoft.com/office/word/2024/wordml/sdtformatlock" xmlns:w16se="http://schemas.microsoft.com/office/word/2015/wordml/symex" xmlns:wpg="http://schemas.microsoft.com/office/word/2010/wordprocessingGroup" xmlns:wpi="http://schemas.microsoft.com/office/word/2010/wordprocessingInk" xmlns:wne="http://schemas.microsoft.com/office/word/2006/wordml" xmlns:wps="http://schemas.microsoft.com/office/word/2010/wordprocessingShape" mc:Ignorable="w14 w15 w16se w16cid w16 w16cex w16sdtdh w16sdtfl w16du wp14">
   <w:footnote w:type="separator" w:id="-1">
     <w:p>
-      <w:pPr>
-        <w:rPr>
-          <w:rFonts w:hint="eastAsia"/>
-        </w:rPr>
-      </w:pPr>
       <w:r>
         <w:separator/>
       </w:r>
@@ -3088,11 +2525,6 @@
   </w:footnote>
   <w:footnote w:type="continuationSeparator" w:id="0">
     <w:p>
-      <w:pPr>
-        <w:rPr>
-          <w:rFonts w:hint="eastAsia"/>
-        </w:rPr>
-      </w:pPr>
       <w:r>
         <w:continuationSeparator/>
       </w:r>
@@ -3116,7 +2548,7 @@
         <w:ind w:left="360" w:hanging="360"/>
       </w:pPr>
       <w:rPr>
-        <w:rFonts w:ascii="等线" w:eastAsia="等线" w:hAnsi="等线" w:cs="宋体" w:hint="default"/>
+        <w:rFonts w:ascii="DengXian" w:eastAsia="DengXian" w:hAnsi="DengXian" w:cs="宋体" w:hint="default"/>
         <w:color w:val="000000"/>
         <w:sz w:val="22"/>
       </w:rPr>
@@ -4247,6 +3679,18 @@
     <w:basedOn w:val="a0"/>
     <w:rsid w:val="001A3BE0"/>
   </w:style>
+  <w:style w:type="character" w:styleId="ab">
+    <w:name w:val="FollowedHyperlink"/>
+    <w:basedOn w:val="a0"/>
+    <w:uiPriority w:val="99"/>
+    <w:semiHidden/>
+    <w:unhideWhenUsed/>
+    <w:rsid w:val="00517E76"/>
+    <w:rPr>
+      <w:color w:val="954F72" w:themeColor="followedHyperlink"/>
+      <w:u w:val="single"/>
+    </w:rPr>
+  </w:style>
 </w:styles>
 </file>
 

--- a/workflow/docs/tencent-adq-kaihu-flow-customer.docx
+++ b/workflow/docs/tencent-adq-kaihu-flow-customer.docx
@@ -557,18 +557,19 @@
         <w:shd w:val="clear" w:color="auto" w:fill="FFFFFF"/>
       </w:pPr>
       <w:r>
-        <w:rPr>
-          <w:rFonts w:hint="eastAsia"/>
-          <w:b/>
-          <w:bCs/>
-        </w:rPr>
-        <w:t>行业资料参考：</w:t>
+        <w:t>行业分类及资质：</w:t>
       </w:r>
       <w:r>
         <w:fldChar w:fldCharType="begin"/>
       </w:r>
       <w:r>
-        <w:instrText>HYPERLINK "https://support.e.qq.com/detail?cid=4871&amp;pid=6217"</w:instrText>
+        <w:instrText>HYPERLINK "</w:instrText>
+      </w:r>
+      <w:r>
+        <w:instrText>https://support.e.qq.com/detail?cid=5106&amp;pid=12886</w:instrText>
+      </w:r>
+      <w:r>
+        <w:instrText>"</w:instrText>
       </w:r>
       <w:r>
         <w:fldChar w:fldCharType="separate"/>
@@ -576,9 +577,8 @@
       <w:r>
         <w:rPr>
           <w:rStyle w:val="a3"/>
-          <w:rFonts w:hint="eastAsia"/>
-        </w:rPr>
-        <w:t>https://support.e.qq.com/detail?cid=4871&amp;pid=6217</w:t>
+        </w:rPr>
+        <w:t>https://support.e.qq.com/detail?cid=5106&amp;pid=12886</w:t>
       </w:r>
       <w:r>
         <w:fldChar w:fldCharType="end"/>
@@ -773,7 +773,6 @@
     <w:p>
       <w:pPr>
         <w:rPr>
-          <w:rFonts w:hint="eastAsia"/>
           <w:b/>
           <w:bCs/>
           <w:color w:val="0563C1" w:themeColor="hyperlink"/>
@@ -846,13 +845,7 @@
         </w:r>
       </w:hyperlink>
     </w:p>
-    <w:p>
-      <w:pPr>
-        <w:rPr>
-          <w:rFonts w:hint="eastAsia"/>
-        </w:rPr>
-      </w:pPr>
-    </w:p>
+    <w:p/>
     <w:p>
       <w:pPr>
         <w:widowControl/>
@@ -1156,13 +1149,35 @@
           <w:b/>
           <w:bCs/>
         </w:rPr>
-        <w:t>行业资料参考：</w:t>
+        <w:t>行业</w:t>
+      </w:r>
+      <w:r>
+        <w:rPr>
+          <w:rFonts w:hint="eastAsia"/>
+          <w:b/>
+          <w:bCs/>
+        </w:rPr>
+        <w:t>分类及资质</w:t>
+      </w:r>
+      <w:r>
+        <w:rPr>
+          <w:rFonts w:hint="eastAsia"/>
+          <w:b/>
+          <w:bCs/>
+        </w:rPr>
+        <w:t>：</w:t>
       </w:r>
       <w:r>
         <w:fldChar w:fldCharType="begin"/>
       </w:r>
       <w:r>
-        <w:instrText>HYPERLINK "https://support.e.qq.com/detail?cid=4871&amp;pid=6217"</w:instrText>
+        <w:instrText>HYPERLINK "</w:instrText>
+      </w:r>
+      <w:r>
+        <w:instrText>https://support.e.qq.com/detail?cid=5106&amp;pid=12886</w:instrText>
+      </w:r>
+      <w:r>
+        <w:instrText>"</w:instrText>
       </w:r>
       <w:r>
         <w:fldChar w:fldCharType="separate"/>
@@ -1170,9 +1185,20 @@
       <w:r>
         <w:rPr>
           <w:rStyle w:val="a3"/>
-          <w:rFonts w:hint="eastAsia"/>
-        </w:rPr>
-        <w:t>https://support.e.qq.com/detail?cid=4871&amp;pid=6217</w:t>
+        </w:rPr>
+        <w:t>https://support.e.qq.com/detail?cid=5106&amp;</w:t>
+      </w:r>
+      <w:r>
+        <w:rPr>
+          <w:rStyle w:val="a3"/>
+        </w:rPr>
+        <w:t>p</w:t>
+      </w:r>
+      <w:r>
+        <w:rPr>
+          <w:rStyle w:val="a3"/>
+        </w:rPr>
+        <w:t>id=12886</w:t>
       </w:r>
       <w:r>
         <w:fldChar w:fldCharType="end"/>
@@ -1247,7 +1273,6 @@
         <w:rPr>
           <w:rFonts w:hint="eastAsia"/>
         </w:rPr>
-        <w:lastRenderedPageBreak/>
         <w:t>5</w:t>
       </w:r>
       <w:r>
@@ -1431,7 +1456,7 @@
         <w:widowControl/>
         <w:jc w:val="left"/>
         <w:rPr>
-          <w:rFonts w:ascii="DengXian" w:eastAsia="DengXian" w:hAnsi="DengXian" w:cs="宋体" w:hint="eastAsia"/>
+          <w:rFonts w:ascii="DengXian" w:eastAsia="DengXian" w:hAnsi="DengXian" w:cs="宋体"/>
           <w:b/>
           <w:bCs/>
           <w:color w:val="000000"/>
@@ -1472,17 +1497,7 @@
           <w:sz w:val="22"/>
           <w:szCs w:val="24"/>
         </w:rPr>
-        <w:t>可向相关渠道经理询问</w:t>
-      </w:r>
-      <w:r>
-        <w:rPr>
-          <w:rFonts w:hint="eastAsia"/>
-          <w:b/>
-          <w:bCs/>
-          <w:sz w:val="22"/>
-          <w:szCs w:val="24"/>
-        </w:rPr>
-        <w:t>）</w:t>
+        <w:t>可向相关渠道经理询问）</w:t>
       </w:r>
       <w:r>
         <w:rPr>
@@ -1497,7 +1512,6 @@
       <w:pPr>
         <w:jc w:val="left"/>
         <w:rPr>
-          <w:rFonts w:hint="eastAsia"/>
           <w:b/>
           <w:bCs/>
         </w:rPr>
@@ -2046,11 +2060,6 @@
     </w:p>
     <w:p/>
     <w:p>
-      <w:pPr>
-        <w:rPr>
-          <w:rFonts w:hint="eastAsia"/>
-        </w:rPr>
-      </w:pPr>
       <w:r>
         <w:t>线上资产-小程序主体备案审核（广告主查看）</w:t>
       </w:r>
@@ -2061,43 +2070,13 @@
           <w:rPr>
             <w:rStyle w:val="a3"/>
           </w:rPr>
-          <w:t>https://doc.weixin.qq.com/doc/w3_ACkARgbd</w:t>
-        </w:r>
-        <w:r>
-          <w:rPr>
-            <w:rStyle w:val="a3"/>
-          </w:rPr>
-          <w:t>A</w:t>
-        </w:r>
-        <w:r>
-          <w:rPr>
-            <w:rStyle w:val="a3"/>
-          </w:rPr>
-          <w:t>Fwno1jInisTXaAg4TDod?scode=AJEAIQdfAAoVAI01ujAZYA0wa</w:t>
-        </w:r>
-        <w:r>
-          <w:rPr>
-            <w:rStyle w:val="a3"/>
-          </w:rPr>
-          <w:t>R</w:t>
-        </w:r>
-        <w:r>
-          <w:rPr>
-            <w:rStyle w:val="a3"/>
-          </w:rPr>
-          <w:t>AOE</w:t>
+          <w:t>https://doc.weixin.qq.com/doc/w3_ACkARgbdAFwno1jInisTXaAg4TDod?scode=AJEAIQdfAAoVAI01ujAZYA0waRAOE</w:t>
         </w:r>
       </w:hyperlink>
     </w:p>
     <w:p/>
     <w:p/>
-    <w:p>
-      <w:pPr>
-        <w:rPr>
-          <w:rFonts w:hint="eastAsia"/>
-        </w:rPr>
-      </w:pPr>
-    </w:p>
+    <w:p/>
     <w:sectPr>
       <w:footerReference w:type="even" r:id="rId16"/>
       <w:footerReference w:type="default" r:id="rId17"/>
